--- a/FT CRUSTACEO.docx
+++ b/FT CRUSTACEO.docx
@@ -1,12 +1,12 @@
 
 <file path=word/document.xml><?xml version="1.0" encoding="utf-8"?>
-<w:document xmlns:wpc="http://schemas.microsoft.com/office/word/2010/wordprocessingCanvas" xmlns:cx="http://schemas.microsoft.com/office/drawing/2014/chartex" xmlns:cx1="http://schemas.microsoft.com/office/drawing/2015/9/8/chartex" xmlns:cx2="http://schemas.microsoft.com/office/drawing/2015/10/21/chartex" xmlns:cx3="http://schemas.microsoft.com/office/drawing/2016/5/9/chartex" xmlns:cx4="http://schemas.microsoft.com/office/drawing/2016/5/10/chartex" xmlns:cx5="http://schemas.microsoft.com/office/drawing/2016/5/11/chartex" xmlns:cx6="http://schemas.microsoft.com/office/drawing/2016/5/12/chartex" xmlns:cx7="http://schemas.microsoft.com/office/drawing/2016/5/13/chartex" xmlns:cx8="http://schemas.microsoft.com/office/drawing/2016/5/14/chartex" xmlns:mc="http://schemas.openxmlformats.org/markup-compatibility/2006" xmlns:aink="http://schemas.microsoft.com/office/drawing/2016/ink" xmlns:am3d="http://schemas.microsoft.com/office/drawing/2017/model3d" xmlns:o="urn:schemas-microsoft-com:office:office" xmlns:oel="http://schemas.microsoft.com/office/2019/extlst" xmlns:r="http://schemas.openxmlformats.org/officeDocument/2006/relationships" xmlns:m="http://schemas.openxmlformats.org/officeDocument/2006/math" xmlns:v="urn:schemas-microsoft-com:vml" xmlns:wp14="http://schemas.microsoft.com/office/word/2010/wordprocessingDrawing" xmlns:wp="http://schemas.openxmlformats.org/drawingml/2006/wordprocessingDrawing" xmlns:w10="urn:schemas-microsoft-com:office:word" xmlns:w="http://schemas.openxmlformats.org/wordprocessingml/2006/main" xmlns:w14="http://schemas.microsoft.com/office/word/2010/wordml" xmlns:w15="http://schemas.microsoft.com/office/word/2012/wordml" xmlns:w16cex="http://schemas.microsoft.com/office/word/2018/wordml/cex" xmlns:w16cid="http://schemas.microsoft.com/office/word/2016/wordml/cid" xmlns:w16="http://schemas.microsoft.com/office/word/2018/wordml" xmlns:w16du="http://schemas.microsoft.com/office/word/2023/wordml/word16du" xmlns:w16sdtdh="http://schemas.microsoft.com/office/word/2020/wordml/sdtdatahash" xmlns:w16sdtfl="http://schemas.microsoft.com/office/word/2024/wordml/sdtformatlock" xmlns:w16se="http://schemas.microsoft.com/office/word/2015/wordml/symex" xmlns:wpg="http://schemas.microsoft.com/office/word/2010/wordprocessingGroup" xmlns:wpi="http://schemas.microsoft.com/office/word/2010/wordprocessingInk" xmlns:wne="http://schemas.microsoft.com/office/word/2006/wordml" xmlns:wps="http://schemas.microsoft.com/office/word/2010/wordprocessingShape" mc:Ignorable="w14 w15 w16se w16cid w16 w16cex w16sdtdh w16sdtfl w16du wp14">
+<w:document xmlns:wpc="http://schemas.microsoft.com/office/word/2010/wordprocessingCanvas" xmlns:cx="http://schemas.microsoft.com/office/drawing/2014/chartex" xmlns:cx1="http://schemas.microsoft.com/office/drawing/2015/9/8/chartex" xmlns:cx2="http://schemas.microsoft.com/office/drawing/2015/10/21/chartex" xmlns:cx3="http://schemas.microsoft.com/office/drawing/2016/5/9/chartex" xmlns:cx4="http://schemas.microsoft.com/office/drawing/2016/5/10/chartex" xmlns:cx5="http://schemas.microsoft.com/office/drawing/2016/5/11/chartex" xmlns:cx6="http://schemas.microsoft.com/office/drawing/2016/5/12/chartex" xmlns:cx7="http://schemas.microsoft.com/office/drawing/2016/5/13/chartex" xmlns:cx8="http://schemas.microsoft.com/office/drawing/2016/5/14/chartex" xmlns:mc="http://schemas.openxmlformats.org/markup-compatibility/2006" xmlns:aink="http://schemas.microsoft.com/office/drawing/2016/ink" xmlns:am3d="http://schemas.microsoft.com/office/drawing/2017/model3d" xmlns:o="urn:schemas-microsoft-com:office:office" xmlns:oel="http://schemas.microsoft.com/office/2019/extlst" xmlns:r="http://schemas.openxmlformats.org/officeDocument/2006/relationships" xmlns:m="http://schemas.openxmlformats.org/officeDocument/2006/math" xmlns:v="urn:schemas-microsoft-com:vml" xmlns:wp14="http://schemas.microsoft.com/office/word/2010/wordprocessingDrawing" xmlns:wp="http://schemas.openxmlformats.org/drawingml/2006/wordprocessingDrawing" xmlns:w10="urn:schemas-microsoft-com:office:word" xmlns:w="http://schemas.openxmlformats.org/wordprocessingml/2006/main" xmlns:w14="http://schemas.microsoft.com/office/word/2010/wordml" xmlns:w15="http://schemas.microsoft.com/office/word/2012/wordml" xmlns:w16cex="http://schemas.microsoft.com/office/word/2018/wordml/cex" xmlns:w16cid="http://schemas.microsoft.com/office/word/2016/wordml/cid" xmlns:w16="http://schemas.microsoft.com/office/word/2018/wordml" xmlns:w16sdtdh="http://schemas.microsoft.com/office/word/2020/wordml/sdtdatahash" xmlns:w16se="http://schemas.microsoft.com/office/word/2015/wordml/symex" xmlns:wpg="http://schemas.microsoft.com/office/word/2010/wordprocessingGroup" xmlns:wpi="http://schemas.microsoft.com/office/word/2010/wordprocessingInk" xmlns:wne="http://schemas.microsoft.com/office/word/2006/wordml" xmlns:wps="http://schemas.microsoft.com/office/word/2010/wordprocessingShape" mc:Ignorable="w14 w15 w16se w16cid w16 w16cex w16sdtdh wp14">
   <w:body>
     <w:tbl>
       <w:tblPr>
         <w:tblStyle w:val="Tablaconcuadrcula"/>
-        <w:tblW w:w="0" w:type="auto"/>
-        <w:tblInd w:w="-15" w:type="dxa"/>
+        <w:tblW w:w="16301" w:type="dxa"/>
+        <w:tblInd w:w="426" w:type="dxa"/>
         <w:tblBorders>
           <w:top w:val="none" w:sz="0" w:space="0" w:color="auto"/>
           <w:left w:val="none" w:sz="0" w:space="0" w:color="auto"/>
@@ -22,24 +22,23 @@
         <w:tblLook w:val="0000" w:firstRow="0" w:lastRow="0" w:firstColumn="0" w:lastColumn="0" w:noHBand="0" w:noVBand="0"/>
       </w:tblPr>
       <w:tblGrid>
-        <w:gridCol w:w="8222"/>
+        <w:gridCol w:w="8079"/>
         <w:gridCol w:w="8222"/>
       </w:tblGrid>
       <w:tr>
         <w:trPr>
           <w:cantSplit/>
-          <w:trHeight w:hRule="exact" w:val="5783"/>
+          <w:trHeight w:hRule="exact" w:val="5250"/>
         </w:trPr>
         <w:tc>
           <w:tcPr>
-            <w:tcW w:w="8222" w:type="dxa"/>
+            <w:tcW w:w="8079" w:type="dxa"/>
           </w:tcPr>
           <w:tbl>
             <w:tblPr>
               <w:tblStyle w:val="Tablaconcuadrcula"/>
-              <w:tblpPr w:leftFromText="141" w:rightFromText="141" w:vertAnchor="page" w:horzAnchor="margin" w:tblpXSpec="center" w:tblpY="171"/>
-              <w:tblOverlap w:val="never"/>
-              <w:tblW w:w="7395" w:type="dxa"/>
+              <w:tblpPr w:leftFromText="141" w:rightFromText="141" w:tblpX="-136" w:tblpY="-429"/>
+              <w:tblW w:w="7706" w:type="dxa"/>
               <w:tblBorders>
                 <w:top w:val="none" w:sz="0" w:space="0" w:color="auto"/>
                 <w:left w:val="none" w:sz="0" w:space="0" w:color="auto"/>
@@ -51,20 +50,21 @@
               <w:tblLook w:val="04A0" w:firstRow="1" w:lastRow="0" w:firstColumn="1" w:lastColumn="0" w:noHBand="0" w:noVBand="1"/>
             </w:tblPr>
             <w:tblGrid>
-              <w:gridCol w:w="1730"/>
-              <w:gridCol w:w="1514"/>
-              <w:gridCol w:w="675"/>
-              <w:gridCol w:w="675"/>
-              <w:gridCol w:w="2801"/>
+              <w:gridCol w:w="1959"/>
+              <w:gridCol w:w="758"/>
+              <w:gridCol w:w="926"/>
+              <w:gridCol w:w="1469"/>
+              <w:gridCol w:w="1372"/>
+              <w:gridCol w:w="1222"/>
             </w:tblGrid>
             <w:tr>
               <w:trPr>
-                <w:trHeight w:val="583"/>
+                <w:trHeight w:val="511"/>
               </w:trPr>
               <w:tc>
                 <w:tcPr>
-                  <w:tcW w:w="0" w:type="auto"/>
-                  <w:gridSpan w:val="4"/>
+                  <w:tcW w:w="5549" w:type="dxa"/>
+                  <w:gridSpan w:val="5"/>
                   <w:tcBorders>
                     <w:top w:val="double" w:sz="18" w:space="0" w:color="auto"/>
                     <w:left w:val="double" w:sz="18" w:space="0" w:color="auto"/>
@@ -207,12 +207,12 @@
             </w:tr>
             <w:tr>
               <w:trPr>
-                <w:trHeight w:val="575"/>
+                <w:trHeight w:val="504"/>
               </w:trPr>
               <w:tc>
                 <w:tcPr>
-                  <w:tcW w:w="0" w:type="auto"/>
-                  <w:gridSpan w:val="4"/>
+                  <w:tcW w:w="5549" w:type="dxa"/>
+                  <w:gridSpan w:val="5"/>
                   <w:tcBorders>
                     <w:top w:val="single" w:sz="4" w:space="0" w:color="000000"/>
                     <w:left w:val="double" w:sz="18" w:space="0" w:color="auto"/>
@@ -314,12 +314,12 @@
             </w:tr>
             <w:tr>
               <w:trPr>
-                <w:trHeight w:val="722"/>
+                <w:trHeight w:val="632"/>
               </w:trPr>
               <w:tc>
                 <w:tcPr>
-                  <w:tcW w:w="0" w:type="auto"/>
-                  <w:gridSpan w:val="2"/>
+                  <w:tcW w:w="3751" w:type="dxa"/>
+                  <w:gridSpan w:val="3"/>
                   <w:tcBorders>
                     <w:top w:val="single" w:sz="4" w:space="0" w:color="000000"/>
                     <w:left w:val="double" w:sz="18" w:space="0" w:color="auto"/>
@@ -438,11 +438,11 @@
             </w:tr>
             <w:tr>
               <w:trPr>
-                <w:trHeight w:val="1017"/>
+                <w:trHeight w:val="890"/>
               </w:trPr>
               <w:tc>
                 <w:tcPr>
-                  <w:tcW w:w="0" w:type="auto"/>
+                  <w:tcW w:w="2006" w:type="dxa"/>
                   <w:tcBorders>
                     <w:top w:val="single" w:sz="4" w:space="0" w:color="444444"/>
                     <w:left w:val="double" w:sz="18" w:space="0" w:color="auto"/>
@@ -497,75 +497,6 @@
                       <w:szCs w:val="16"/>
                     </w:rPr>
                     <w:t>forma_captura</w:t>
-                  </w:r>
-                  <w:proofErr w:type="spellEnd"/>
-                  <w:r>
-                    <w:rPr>
-                      <w:rFonts w:ascii="Nunito" w:hAnsi="Nunito"/>
-                      <w:sz w:val="16"/>
-                      <w:szCs w:val="16"/>
-                    </w:rPr>
-                    <w:t>}}</w:t>
-                  </w:r>
-                </w:p>
-              </w:tc>
-              <w:tc>
-                <w:tcPr>
-                  <w:tcW w:w="0" w:type="auto"/>
-                  <w:tcBorders>
-                    <w:top w:val="single" w:sz="4" w:space="0" w:color="444444"/>
-                    <w:left w:val="single" w:sz="4" w:space="0" w:color="444444"/>
-                    <w:bottom w:val="single" w:sz="4" w:space="0" w:color="444444"/>
-                    <w:right w:val="single" w:sz="4" w:space="0" w:color="444444"/>
-                  </w:tcBorders>
-                </w:tcPr>
-                <w:p>
-                  <w:pPr>
-                    <w:spacing w:line="276" w:lineRule="auto"/>
-                    <w:rPr>
-                      <w:rFonts w:ascii="Nunito Black" w:hAnsi="Nunito Black"/>
-                      <w:b/>
-                      <w:bCs/>
-                      <w:sz w:val="16"/>
-                      <w:szCs w:val="16"/>
-                    </w:rPr>
-                  </w:pPr>
-                  <w:r>
-                    <w:rPr>
-                      <w:rFonts w:ascii="Nunito Black" w:hAnsi="Nunito Black"/>
-                      <w:b/>
-                      <w:bCs/>
-                      <w:sz w:val="16"/>
-                      <w:szCs w:val="16"/>
-                    </w:rPr>
-                    <w:t>ZONA DE CAPTURA:</w:t>
-                  </w:r>
-                </w:p>
-                <w:p>
-                  <w:pPr>
-                    <w:spacing w:line="276" w:lineRule="auto"/>
-                    <w:rPr>
-                      <w:rFonts w:ascii="Nunito" w:hAnsi="Nunito"/>
-                      <w:sz w:val="16"/>
-                      <w:szCs w:val="16"/>
-                    </w:rPr>
-                  </w:pPr>
-                  <w:r>
-                    <w:rPr>
-                      <w:rFonts w:ascii="Nunito" w:hAnsi="Nunito"/>
-                      <w:sz w:val="16"/>
-                      <w:szCs w:val="16"/>
-                    </w:rPr>
-                    <w:t>{{</w:t>
-                  </w:r>
-                  <w:proofErr w:type="spellStart"/>
-                  <w:r>
-                    <w:rPr>
-                      <w:rFonts w:ascii="Nunito" w:hAnsi="Nunito"/>
-                      <w:sz w:val="16"/>
-                      <w:szCs w:val="16"/>
-                    </w:rPr>
-                    <w:t>zona_captura</w:t>
                   </w:r>
                   <w:proofErr w:type="spellEnd"/>
                   <w:r>
@@ -608,6 +539,76 @@
                       <w:sz w:val="16"/>
                       <w:szCs w:val="16"/>
                     </w:rPr>
+                    <w:t>ZONA DE CAPTURA:</w:t>
+                  </w:r>
+                </w:p>
+                <w:p>
+                  <w:pPr>
+                    <w:spacing w:line="276" w:lineRule="auto"/>
+                    <w:rPr>
+                      <w:rFonts w:ascii="Nunito" w:hAnsi="Nunito"/>
+                      <w:sz w:val="16"/>
+                      <w:szCs w:val="16"/>
+                    </w:rPr>
+                  </w:pPr>
+                  <w:r>
+                    <w:rPr>
+                      <w:rFonts w:ascii="Nunito" w:hAnsi="Nunito"/>
+                      <w:sz w:val="16"/>
+                      <w:szCs w:val="16"/>
+                    </w:rPr>
+                    <w:t>{{</w:t>
+                  </w:r>
+                  <w:proofErr w:type="spellStart"/>
+                  <w:r>
+                    <w:rPr>
+                      <w:rFonts w:ascii="Nunito" w:hAnsi="Nunito"/>
+                      <w:sz w:val="16"/>
+                      <w:szCs w:val="16"/>
+                    </w:rPr>
+                    <w:t>zona_captura</w:t>
+                  </w:r>
+                  <w:proofErr w:type="spellEnd"/>
+                  <w:r>
+                    <w:rPr>
+                      <w:rFonts w:ascii="Nunito" w:hAnsi="Nunito"/>
+                      <w:sz w:val="16"/>
+                      <w:szCs w:val="16"/>
+                    </w:rPr>
+                    <w:t>}}</w:t>
+                  </w:r>
+                </w:p>
+              </w:tc>
+              <w:tc>
+                <w:tcPr>
+                  <w:tcW w:w="0" w:type="auto"/>
+                  <w:gridSpan w:val="2"/>
+                  <w:tcBorders>
+                    <w:top w:val="single" w:sz="4" w:space="0" w:color="444444"/>
+                    <w:left w:val="single" w:sz="4" w:space="0" w:color="444444"/>
+                    <w:bottom w:val="single" w:sz="4" w:space="0" w:color="444444"/>
+                    <w:right w:val="single" w:sz="4" w:space="0" w:color="444444"/>
+                  </w:tcBorders>
+                </w:tcPr>
+                <w:p>
+                  <w:pPr>
+                    <w:spacing w:line="276" w:lineRule="auto"/>
+                    <w:rPr>
+                      <w:rFonts w:ascii="Nunito Black" w:hAnsi="Nunito Black"/>
+                      <w:b/>
+                      <w:bCs/>
+                      <w:sz w:val="16"/>
+                      <w:szCs w:val="16"/>
+                    </w:rPr>
+                  </w:pPr>
+                  <w:r>
+                    <w:rPr>
+                      <w:rFonts w:ascii="Nunito Black" w:hAnsi="Nunito Black"/>
+                      <w:b/>
+                      <w:bCs/>
+                      <w:sz w:val="16"/>
+                      <w:szCs w:val="16"/>
+                    </w:rPr>
                     <w:t>PAÍS DE ORIGEN:</w:t>
                   </w:r>
                 </w:p>
@@ -732,12 +733,12 @@
             </w:tr>
             <w:tr>
               <w:trPr>
-                <w:trHeight w:val="722"/>
+                <w:trHeight w:val="632"/>
               </w:trPr>
               <w:tc>
                 <w:tcPr>
-                  <w:tcW w:w="0" w:type="auto"/>
-                  <w:gridSpan w:val="3"/>
+                  <w:tcW w:w="4650" w:type="dxa"/>
+                  <w:gridSpan w:val="4"/>
                   <w:tcBorders>
                     <w:top w:val="single" w:sz="4" w:space="0" w:color="444444"/>
                     <w:left w:val="double" w:sz="18" w:space="0" w:color="auto"/>
@@ -903,125 +904,84 @@
             </w:tr>
             <w:tr>
               <w:trPr>
-                <w:trHeight w:val="948"/>
+                <w:trHeight w:val="830"/>
               </w:trPr>
               <w:tc>
                 <w:tcPr>
-                  <w:tcW w:w="0" w:type="auto"/>
-                  <w:gridSpan w:val="4"/>
+                  <w:tcW w:w="2738" w:type="dxa"/>
+                  <w:gridSpan w:val="2"/>
                   <w:tcBorders>
                     <w:top w:val="single" w:sz="4" w:space="0" w:color="444444"/>
                     <w:left w:val="double" w:sz="18" w:space="0" w:color="auto"/>
                     <w:bottom w:val="double" w:sz="18" w:space="0" w:color="auto"/>
-                    <w:right w:val="single" w:sz="4" w:space="0" w:color="FFFFFF" w:themeColor="background1"/>
+                    <w:right w:val="single" w:sz="4" w:space="0" w:color="444444"/>
                   </w:tcBorders>
                 </w:tcPr>
                 <w:p>
                   <w:pPr>
-                    <w:spacing w:line="276" w:lineRule="auto"/>
-                    <w:rPr>
-                      <w:rFonts w:ascii="Nunito Black" w:hAnsi="Nunito Black"/>
-                      <w:b/>
-                      <w:bCs/>
-                      <w:sz w:val="16"/>
-                      <w:szCs w:val="16"/>
-                    </w:rPr>
-                  </w:pPr>
-                  <w:r>
-                    <w:rPr>
-                      <w:rFonts w:ascii="Nunito Black" w:hAnsi="Nunito Black"/>
-                      <w:b/>
-                      <w:bCs/>
-                      <w:sz w:val="16"/>
-                      <w:szCs w:val="16"/>
-                    </w:rPr>
-                    <w:t>EXPEDIDOR:</w:t>
-                  </w:r>
-                </w:p>
-                <w:p>
-                  <w:pPr>
-                    <w:jc w:val="center"/>
-                    <w:rPr>
-                      <w:rFonts w:ascii="Nunito" w:hAnsi="Nunito"/>
-                      <w:b/>
-                      <w:bCs/>
-                      <w:sz w:val="16"/>
-                      <w:szCs w:val="16"/>
-                    </w:rPr>
-                  </w:pPr>
-                  <w:r>
-                    <w:rPr>
-                      <w:rFonts w:ascii="Nunito" w:hAnsi="Nunito"/>
-                      <w:b/>
-                      <w:bCs/>
-                      <w:sz w:val="16"/>
-                      <w:szCs w:val="16"/>
-                    </w:rPr>
-                    <w:t xml:space="preserve">PESCADOS Y MARISCOS SANTIAGO Y SANTIAGO, S.L. </w:t>
-                  </w:r>
-                </w:p>
-                <w:p>
-                  <w:pPr>
-                    <w:jc w:val="center"/>
-                    <w:rPr>
-                      <w:rFonts w:ascii="Nunito" w:hAnsi="Nunito"/>
-                      <w:b/>
-                      <w:bCs/>
-                      <w:sz w:val="16"/>
-                      <w:szCs w:val="16"/>
-                    </w:rPr>
-                  </w:pPr>
-                  <w:r>
-                    <w:rPr>
-                      <w:rFonts w:ascii="Nunito" w:hAnsi="Nunito"/>
-                      <w:b/>
-                      <w:bCs/>
-                      <w:sz w:val="16"/>
-                      <w:szCs w:val="16"/>
-                    </w:rPr>
-                    <w:t>Calle Laguna del Marquesado nave 43C</w:t>
-                  </w:r>
-                </w:p>
-                <w:p>
-                  <w:pPr>
-                    <w:jc w:val="center"/>
-                    <w:rPr>
-                      <w:rFonts w:ascii="Nunito" w:hAnsi="Nunito"/>
-                      <w:b/>
-                      <w:bCs/>
-                      <w:sz w:val="16"/>
-                      <w:szCs w:val="16"/>
-                    </w:rPr>
-                  </w:pPr>
-                  <w:r>
-                    <w:rPr>
-                      <w:rFonts w:ascii="Nunito" w:hAnsi="Nunito"/>
-                      <w:b/>
-                      <w:bCs/>
-                      <w:sz w:val="16"/>
-                      <w:szCs w:val="16"/>
-                    </w:rPr>
-                    <w:t>28021 Madrid</w:t>
-                  </w:r>
+                    <w:rPr>
+                      <w:rFonts w:ascii="Nunito Black" w:hAnsi="Nunito Black"/>
+                      <w:b/>
+                      <w:bCs/>
+                      <w:sz w:val="16"/>
+                      <w:szCs w:val="16"/>
+                    </w:rPr>
+                  </w:pPr>
+                  <w:r>
+                    <w:rPr>
+                      <w:rFonts w:ascii="Nunito Black" w:hAnsi="Nunito Black"/>
+                      <w:b/>
+                      <w:bCs/>
+                      <w:sz w:val="16"/>
+                      <w:szCs w:val="16"/>
+                    </w:rPr>
+                    <w:t>PESO NETO:</w:t>
+                  </w:r>
+                </w:p>
+                <w:p>
+                  <w:pPr>
+                    <w:rPr>
+                      <w:rFonts w:ascii="Nunito Black" w:hAnsi="Nunito Black"/>
+                      <w:b/>
+                      <w:bCs/>
+                      <w:sz w:val="16"/>
+                      <w:szCs w:val="16"/>
+                    </w:rPr>
+                  </w:pPr>
+                </w:p>
+                <w:p>
+                  <w:pPr>
+                    <w:rPr>
+                      <w:rFonts w:ascii="Nunito" w:hAnsi="Nunito"/>
+                      <w:b/>
+                      <w:bCs/>
+                      <w:sz w:val="16"/>
+                      <w:szCs w:val="16"/>
+                    </w:rPr>
+                  </w:pPr>
                 </w:p>
               </w:tc>
               <w:tc>
                 <w:tcPr>
                   <w:tcW w:w="0" w:type="auto"/>
+                  <w:gridSpan w:val="3"/>
                   <w:tcBorders>
                     <w:top w:val="single" w:sz="4" w:space="0" w:color="444444"/>
-                    <w:left w:val="single" w:sz="4" w:space="0" w:color="FFFFFF" w:themeColor="background1"/>
+                    <w:left w:val="single" w:sz="4" w:space="0" w:color="444444"/>
                     <w:bottom w:val="double" w:sz="18" w:space="0" w:color="auto"/>
-                    <w:right w:val="double" w:sz="18" w:space="0" w:color="auto"/>
+                    <w:right w:val="single" w:sz="4" w:space="0" w:color="FFFFFF" w:themeColor="background1"/>
                   </w:tcBorders>
+                  <w:vAlign w:val="center"/>
                 </w:tcPr>
                 <w:p>
                   <w:pPr>
-                    <w:jc w:val="center"/>
-                    <w:rPr>
-                      <w:rFonts w:ascii="Nunito Black" w:hAnsi="Nunito Black"/>
-                      <w:sz w:val="16"/>
-                      <w:szCs w:val="16"/>
+                    <w:spacing w:line="276" w:lineRule="auto"/>
+                    <w:rPr>
+                      <w:rFonts w:ascii="Nunito Black" w:hAnsi="Nunito Black"/>
+                      <w:b/>
+                      <w:bCs/>
+                      <w:sz w:val="14"/>
+                      <w:szCs w:val="14"/>
                     </w:rPr>
                   </w:pPr>
                   <w:r>
@@ -1036,18 +996,18 @@
                     <mc:AlternateContent>
                       <mc:Choice Requires="wps">
                         <w:drawing>
-                          <wp:anchor distT="0" distB="0" distL="114300" distR="114300" simplePos="0" relativeHeight="251667456" behindDoc="0" locked="0" layoutInCell="1" allowOverlap="1" wp14:anchorId="01937446" wp14:editId="10E043AD">
+                          <wp:anchor distT="0" distB="0" distL="114300" distR="114300" simplePos="0" relativeHeight="251667456" behindDoc="0" locked="0" layoutInCell="1" allowOverlap="1" wp14:anchorId="1DA98DF2" wp14:editId="6C91754A">
                             <wp:simplePos x="0" y="0"/>
                             <wp:positionH relativeFrom="column">
-                              <wp:posOffset>278130</wp:posOffset>
+                              <wp:posOffset>2016760</wp:posOffset>
                             </wp:positionH>
                             <wp:positionV relativeFrom="paragraph">
-                              <wp:posOffset>13335</wp:posOffset>
+                              <wp:posOffset>36195</wp:posOffset>
                             </wp:positionV>
-                            <wp:extent cx="1097280" cy="579120"/>
-                            <wp:effectExtent l="0" t="0" r="26670" b="11430"/>
+                            <wp:extent cx="982980" cy="487680"/>
+                            <wp:effectExtent l="0" t="0" r="26670" b="26670"/>
                             <wp:wrapNone/>
-                            <wp:docPr id="745886109" name="Elipse 2"/>
+                            <wp:docPr id="1350211750" name="Elipse 2"/>
                             <wp:cNvGraphicFramePr/>
                             <a:graphic xmlns:a="http://schemas.openxmlformats.org/drawingml/2006/main">
                               <a:graphicData uri="http://schemas.microsoft.com/office/word/2010/wordprocessingShape">
@@ -1056,7 +1016,7 @@
                                   <wps:spPr>
                                     <a:xfrm>
                                       <a:off x="0" y="0"/>
-                                      <a:ext cx="1097280" cy="579120"/>
+                                      <a:ext cx="982980" cy="487680"/>
                                     </a:xfrm>
                                     <a:prstGeom prst="ellipse">
                                       <a:avLst/>
@@ -1088,8 +1048,8 @@
                                             <w:rFonts w:ascii="Nunito" w:hAnsi="Nunito"/>
                                             <w:b/>
                                             <w:bCs/>
-                                            <w:sz w:val="12"/>
-                                            <w:szCs w:val="12"/>
+                                            <w:sz w:val="10"/>
+                                            <w:szCs w:val="10"/>
                                           </w:rPr>
                                         </w:pPr>
                                         <w:r>
@@ -1097,8 +1057,8 @@
                                             <w:rFonts w:ascii="Nunito" w:hAnsi="Nunito"/>
                                             <w:b/>
                                             <w:bCs/>
-                                            <w:sz w:val="12"/>
-                                            <w:szCs w:val="12"/>
+                                            <w:sz w:val="10"/>
+                                            <w:szCs w:val="10"/>
                                           </w:rPr>
                                           <w:t>ES</w:t>
                                         </w:r>
@@ -1112,8 +1072,8 @@
                                             <w:rFonts w:ascii="Nunito" w:hAnsi="Nunito"/>
                                             <w:b/>
                                             <w:bCs/>
-                                            <w:sz w:val="12"/>
-                                            <w:szCs w:val="12"/>
+                                            <w:sz w:val="10"/>
+                                            <w:szCs w:val="10"/>
                                           </w:rPr>
                                         </w:pPr>
                                         <w:r>
@@ -1121,8 +1081,8 @@
                                             <w:rFonts w:ascii="Nunito" w:hAnsi="Nunito"/>
                                             <w:b/>
                                             <w:bCs/>
-                                            <w:sz w:val="12"/>
-                                            <w:szCs w:val="12"/>
+                                            <w:sz w:val="10"/>
+                                            <w:szCs w:val="10"/>
                                           </w:rPr>
                                           <w:t>12.00114276/M</w:t>
                                         </w:r>
@@ -1145,10 +1105,10 @@
                                             <w:rFonts w:ascii="Nunito" w:hAnsi="Nunito"/>
                                             <w:b/>
                                             <w:bCs/>
-                                            <w:sz w:val="12"/>
-                                            <w:szCs w:val="12"/>
+                                            <w:sz w:val="10"/>
+                                            <w:szCs w:val="10"/>
                                           </w:rPr>
-                                          <w:t>CE</w:t>
+                                          <w:t>UE</w:t>
                                         </w:r>
                                       </w:p>
                                     </w:txbxContent>
@@ -1173,7 +1133,7 @@
                       </mc:Choice>
                       <mc:Fallback>
                         <w:pict>
-                          <v:oval w14:anchorId="01937446" id="Elipse 2" o:spid="_x0000_s1026" style="position:absolute;left:0;text-align:left;margin-left:21.9pt;margin-top:1.05pt;width:86.4pt;height:45.6pt;z-index:251667456;visibility:visible;mso-wrap-style:square;mso-width-percent:0;mso-height-percent:0;mso-wrap-distance-left:9pt;mso-wrap-distance-top:0;mso-wrap-distance-right:9pt;mso-wrap-distance-bottom:0;mso-position-horizontal:absolute;mso-position-horizontal-relative:text;mso-position-vertical:absolute;mso-position-vertical-relative:text;mso-width-percent:0;mso-height-percent:0;mso-width-relative:margin;mso-height-relative:margin;v-text-anchor:middle" o:gfxdata="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" fillcolor="white [3201]" strokecolor="black [3200]" strokeweight="1pt">
+                          <v:oval w14:anchorId="1DA98DF2" id="Elipse 2" o:spid="_x0000_s1026" style="position:absolute;margin-left:158.8pt;margin-top:2.85pt;width:77.4pt;height:38.4pt;z-index:251667456;visibility:visible;mso-wrap-style:square;mso-width-percent:0;mso-height-percent:0;mso-wrap-distance-left:9pt;mso-wrap-distance-top:0;mso-wrap-distance-right:9pt;mso-wrap-distance-bottom:0;mso-position-horizontal:absolute;mso-position-horizontal-relative:text;mso-position-vertical:absolute;mso-position-vertical-relative:text;mso-width-percent:0;mso-height-percent:0;mso-width-relative:margin;mso-height-relative:margin;v-text-anchor:middle" o:gfxdata="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" fillcolor="white [3201]" strokecolor="black [3200]" strokeweight="1pt">
                             <v:stroke joinstyle="miter"/>
                             <v:textbox>
                               <w:txbxContent>
@@ -1186,8 +1146,8 @@
                                       <w:rFonts w:ascii="Nunito" w:hAnsi="Nunito"/>
                                       <w:b/>
                                       <w:bCs/>
-                                      <w:sz w:val="12"/>
-                                      <w:szCs w:val="12"/>
+                                      <w:sz w:val="10"/>
+                                      <w:szCs w:val="10"/>
                                     </w:rPr>
                                   </w:pPr>
                                   <w:r>
@@ -1195,8 +1155,8 @@
                                       <w:rFonts w:ascii="Nunito" w:hAnsi="Nunito"/>
                                       <w:b/>
                                       <w:bCs/>
-                                      <w:sz w:val="12"/>
-                                      <w:szCs w:val="12"/>
+                                      <w:sz w:val="10"/>
+                                      <w:szCs w:val="10"/>
                                     </w:rPr>
                                     <w:t>ES</w:t>
                                   </w:r>
@@ -1210,8 +1170,8 @@
                                       <w:rFonts w:ascii="Nunito" w:hAnsi="Nunito"/>
                                       <w:b/>
                                       <w:bCs/>
-                                      <w:sz w:val="12"/>
-                                      <w:szCs w:val="12"/>
+                                      <w:sz w:val="10"/>
+                                      <w:szCs w:val="10"/>
                                     </w:rPr>
                                   </w:pPr>
                                   <w:r>
@@ -1219,8 +1179,8 @@
                                       <w:rFonts w:ascii="Nunito" w:hAnsi="Nunito"/>
                                       <w:b/>
                                       <w:bCs/>
-                                      <w:sz w:val="12"/>
-                                      <w:szCs w:val="12"/>
+                                      <w:sz w:val="10"/>
+                                      <w:szCs w:val="10"/>
                                     </w:rPr>
                                     <w:t>12.00114276/M</w:t>
                                   </w:r>
@@ -1243,10 +1203,10 @@
                                       <w:rFonts w:ascii="Nunito" w:hAnsi="Nunito"/>
                                       <w:b/>
                                       <w:bCs/>
-                                      <w:sz w:val="12"/>
-                                      <w:szCs w:val="12"/>
+                                      <w:sz w:val="10"/>
+                                      <w:szCs w:val="10"/>
                                     </w:rPr>
-                                    <w:t>CE</w:t>
+                                    <w:t>UE</w:t>
                                   </w:r>
                                 </w:p>
                               </w:txbxContent>
@@ -1256,6 +1216,100 @@
                       </mc:Fallback>
                     </mc:AlternateContent>
                   </w:r>
+                  <w:r>
+                    <w:rPr>
+                      <w:rFonts w:ascii="Nunito Black" w:hAnsi="Nunito Black"/>
+                      <w:b/>
+                      <w:bCs/>
+                      <w:sz w:val="14"/>
+                      <w:szCs w:val="14"/>
+                    </w:rPr>
+                    <w:t>EXPEDIDOR:</w:t>
+                  </w:r>
+                </w:p>
+                <w:p>
+                  <w:pPr>
+                    <w:rPr>
+                      <w:rFonts w:ascii="Nunito" w:hAnsi="Nunito"/>
+                      <w:b/>
+                      <w:bCs/>
+                      <w:sz w:val="12"/>
+                      <w:szCs w:val="12"/>
+                    </w:rPr>
+                  </w:pPr>
+                  <w:r>
+                    <w:rPr>
+                      <w:rFonts w:ascii="Nunito" w:hAnsi="Nunito"/>
+                      <w:b/>
+                      <w:bCs/>
+                      <w:sz w:val="12"/>
+                      <w:szCs w:val="12"/>
+                    </w:rPr>
+                    <w:t xml:space="preserve">PESCADOS Y MARISCOS SANTIAGO Y SANTIAGO, S.L. </w:t>
+                  </w:r>
+                </w:p>
+                <w:p>
+                  <w:pPr>
+                    <w:rPr>
+                      <w:rFonts w:ascii="Nunito" w:hAnsi="Nunito"/>
+                      <w:b/>
+                      <w:bCs/>
+                      <w:sz w:val="12"/>
+                      <w:szCs w:val="12"/>
+                    </w:rPr>
+                  </w:pPr>
+                  <w:r>
+                    <w:rPr>
+                      <w:rFonts w:ascii="Nunito" w:hAnsi="Nunito"/>
+                      <w:b/>
+                      <w:bCs/>
+                      <w:sz w:val="12"/>
+                      <w:szCs w:val="12"/>
+                    </w:rPr>
+                    <w:t>Calle Laguna del Marquesado nave 43C</w:t>
+                  </w:r>
+                </w:p>
+                <w:p>
+                  <w:pPr>
+                    <w:rPr>
+                      <w:rFonts w:ascii="Nunito" w:hAnsi="Nunito"/>
+                      <w:b/>
+                      <w:bCs/>
+                      <w:sz w:val="16"/>
+                      <w:szCs w:val="16"/>
+                    </w:rPr>
+                  </w:pPr>
+                  <w:r>
+                    <w:rPr>
+                      <w:rFonts w:ascii="Nunito" w:hAnsi="Nunito"/>
+                      <w:b/>
+                      <w:bCs/>
+                      <w:sz w:val="12"/>
+                      <w:szCs w:val="12"/>
+                    </w:rPr>
+                    <w:t>28021 Madrid</w:t>
+                  </w:r>
+                </w:p>
+              </w:tc>
+              <w:tc>
+                <w:tcPr>
+                  <w:tcW w:w="0" w:type="auto"/>
+                  <w:tcBorders>
+                    <w:top w:val="single" w:sz="4" w:space="0" w:color="444444"/>
+                    <w:left w:val="single" w:sz="4" w:space="0" w:color="FFFFFF" w:themeColor="background1"/>
+                    <w:bottom w:val="double" w:sz="18" w:space="0" w:color="auto"/>
+                    <w:right w:val="double" w:sz="18" w:space="0" w:color="auto"/>
+                  </w:tcBorders>
+                </w:tcPr>
+                <w:p>
+                  <w:pPr>
+                    <w:jc w:val="center"/>
+                    <w:rPr>
+                      <w:rFonts w:ascii="Nunito Black" w:hAnsi="Nunito Black"/>
+                      <w:sz w:val="16"/>
+                      <w:szCs w:val="16"/>
+                    </w:rPr>
+                  </w:pPr>
                 </w:p>
               </w:tc>
             </w:tr>
@@ -1277,9 +1331,8 @@
           <w:tbl>
             <w:tblPr>
               <w:tblStyle w:val="Tablaconcuadrcula"/>
-              <w:tblpPr w:leftFromText="141" w:rightFromText="141" w:vertAnchor="page" w:horzAnchor="margin" w:tblpXSpec="center" w:tblpY="171"/>
-              <w:tblOverlap w:val="never"/>
-              <w:tblW w:w="7395" w:type="dxa"/>
+              <w:tblpPr w:leftFromText="141" w:rightFromText="141" w:tblpX="-136" w:tblpY="-429"/>
+              <w:tblW w:w="7706" w:type="dxa"/>
               <w:tblBorders>
                 <w:top w:val="none" w:sz="0" w:space="0" w:color="auto"/>
                 <w:left w:val="none" w:sz="0" w:space="0" w:color="auto"/>
@@ -1291,20 +1344,21 @@
               <w:tblLook w:val="04A0" w:firstRow="1" w:lastRow="0" w:firstColumn="1" w:lastColumn="0" w:noHBand="0" w:noVBand="1"/>
             </w:tblPr>
             <w:tblGrid>
-              <w:gridCol w:w="1730"/>
-              <w:gridCol w:w="1514"/>
-              <w:gridCol w:w="675"/>
-              <w:gridCol w:w="675"/>
-              <w:gridCol w:w="2801"/>
+              <w:gridCol w:w="1896"/>
+              <w:gridCol w:w="795"/>
+              <w:gridCol w:w="836"/>
+              <w:gridCol w:w="1593"/>
+              <w:gridCol w:w="1364"/>
+              <w:gridCol w:w="1222"/>
             </w:tblGrid>
             <w:tr>
               <w:trPr>
-                <w:trHeight w:val="583"/>
+                <w:trHeight w:val="511"/>
               </w:trPr>
               <w:tc>
                 <w:tcPr>
-                  <w:tcW w:w="0" w:type="auto"/>
-                  <w:gridSpan w:val="4"/>
+                  <w:tcW w:w="6484" w:type="dxa"/>
+                  <w:gridSpan w:val="5"/>
                   <w:tcBorders>
                     <w:top w:val="double" w:sz="18" w:space="0" w:color="auto"/>
                     <w:left w:val="double" w:sz="18" w:space="0" w:color="auto"/>
@@ -1447,12 +1501,12 @@
             </w:tr>
             <w:tr>
               <w:trPr>
-                <w:trHeight w:val="575"/>
+                <w:trHeight w:val="504"/>
               </w:trPr>
               <w:tc>
                 <w:tcPr>
-                  <w:tcW w:w="0" w:type="auto"/>
-                  <w:gridSpan w:val="4"/>
+                  <w:tcW w:w="6484" w:type="dxa"/>
+                  <w:gridSpan w:val="5"/>
                   <w:tcBorders>
                     <w:top w:val="single" w:sz="4" w:space="0" w:color="000000"/>
                     <w:left w:val="double" w:sz="18" w:space="0" w:color="auto"/>
@@ -1554,12 +1608,12 @@
             </w:tr>
             <w:tr>
               <w:trPr>
-                <w:trHeight w:val="722"/>
+                <w:trHeight w:val="632"/>
               </w:trPr>
               <w:tc>
                 <w:tcPr>
-                  <w:tcW w:w="0" w:type="auto"/>
-                  <w:gridSpan w:val="2"/>
+                  <w:tcW w:w="3643" w:type="dxa"/>
+                  <w:gridSpan w:val="3"/>
                   <w:tcBorders>
                     <w:top w:val="single" w:sz="4" w:space="0" w:color="000000"/>
                     <w:left w:val="double" w:sz="18" w:space="0" w:color="auto"/>
@@ -1678,11 +1732,11 @@
             </w:tr>
             <w:tr>
               <w:trPr>
-                <w:trHeight w:val="1017"/>
+                <w:trHeight w:val="890"/>
               </w:trPr>
               <w:tc>
                 <w:tcPr>
-                  <w:tcW w:w="0" w:type="auto"/>
+                  <w:tcW w:w="1959" w:type="dxa"/>
                   <w:tcBorders>
                     <w:top w:val="single" w:sz="4" w:space="0" w:color="444444"/>
                     <w:left w:val="double" w:sz="18" w:space="0" w:color="auto"/>
@@ -1737,75 +1791,6 @@
                       <w:szCs w:val="16"/>
                     </w:rPr>
                     <w:t>forma_captura</w:t>
-                  </w:r>
-                  <w:proofErr w:type="spellEnd"/>
-                  <w:r>
-                    <w:rPr>
-                      <w:rFonts w:ascii="Nunito" w:hAnsi="Nunito"/>
-                      <w:sz w:val="16"/>
-                      <w:szCs w:val="16"/>
-                    </w:rPr>
-                    <w:t>}}</w:t>
-                  </w:r>
-                </w:p>
-              </w:tc>
-              <w:tc>
-                <w:tcPr>
-                  <w:tcW w:w="0" w:type="auto"/>
-                  <w:tcBorders>
-                    <w:top w:val="single" w:sz="4" w:space="0" w:color="444444"/>
-                    <w:left w:val="single" w:sz="4" w:space="0" w:color="444444"/>
-                    <w:bottom w:val="single" w:sz="4" w:space="0" w:color="444444"/>
-                    <w:right w:val="single" w:sz="4" w:space="0" w:color="444444"/>
-                  </w:tcBorders>
-                </w:tcPr>
-                <w:p>
-                  <w:pPr>
-                    <w:spacing w:line="276" w:lineRule="auto"/>
-                    <w:rPr>
-                      <w:rFonts w:ascii="Nunito Black" w:hAnsi="Nunito Black"/>
-                      <w:b/>
-                      <w:bCs/>
-                      <w:sz w:val="16"/>
-                      <w:szCs w:val="16"/>
-                    </w:rPr>
-                  </w:pPr>
-                  <w:r>
-                    <w:rPr>
-                      <w:rFonts w:ascii="Nunito Black" w:hAnsi="Nunito Black"/>
-                      <w:b/>
-                      <w:bCs/>
-                      <w:sz w:val="16"/>
-                      <w:szCs w:val="16"/>
-                    </w:rPr>
-                    <w:t>ZONA DE CAPTURA:</w:t>
-                  </w:r>
-                </w:p>
-                <w:p>
-                  <w:pPr>
-                    <w:spacing w:line="276" w:lineRule="auto"/>
-                    <w:rPr>
-                      <w:rFonts w:ascii="Nunito" w:hAnsi="Nunito"/>
-                      <w:sz w:val="16"/>
-                      <w:szCs w:val="16"/>
-                    </w:rPr>
-                  </w:pPr>
-                  <w:r>
-                    <w:rPr>
-                      <w:rFonts w:ascii="Nunito" w:hAnsi="Nunito"/>
-                      <w:sz w:val="16"/>
-                      <w:szCs w:val="16"/>
-                    </w:rPr>
-                    <w:t>{{</w:t>
-                  </w:r>
-                  <w:proofErr w:type="spellStart"/>
-                  <w:r>
-                    <w:rPr>
-                      <w:rFonts w:ascii="Nunito" w:hAnsi="Nunito"/>
-                      <w:sz w:val="16"/>
-                      <w:szCs w:val="16"/>
-                    </w:rPr>
-                    <w:t>zona_captura</w:t>
                   </w:r>
                   <w:proofErr w:type="spellEnd"/>
                   <w:r>
@@ -1848,6 +1833,76 @@
                       <w:sz w:val="16"/>
                       <w:szCs w:val="16"/>
                     </w:rPr>
+                    <w:t>ZONA DE CAPTURA:</w:t>
+                  </w:r>
+                </w:p>
+                <w:p>
+                  <w:pPr>
+                    <w:spacing w:line="276" w:lineRule="auto"/>
+                    <w:rPr>
+                      <w:rFonts w:ascii="Nunito" w:hAnsi="Nunito"/>
+                      <w:sz w:val="16"/>
+                      <w:szCs w:val="16"/>
+                    </w:rPr>
+                  </w:pPr>
+                  <w:r>
+                    <w:rPr>
+                      <w:rFonts w:ascii="Nunito" w:hAnsi="Nunito"/>
+                      <w:sz w:val="16"/>
+                      <w:szCs w:val="16"/>
+                    </w:rPr>
+                    <w:t>{{</w:t>
+                  </w:r>
+                  <w:proofErr w:type="spellStart"/>
+                  <w:r>
+                    <w:rPr>
+                      <w:rFonts w:ascii="Nunito" w:hAnsi="Nunito"/>
+                      <w:sz w:val="16"/>
+                      <w:szCs w:val="16"/>
+                    </w:rPr>
+                    <w:t>zona_captura</w:t>
+                  </w:r>
+                  <w:proofErr w:type="spellEnd"/>
+                  <w:r>
+                    <w:rPr>
+                      <w:rFonts w:ascii="Nunito" w:hAnsi="Nunito"/>
+                      <w:sz w:val="16"/>
+                      <w:szCs w:val="16"/>
+                    </w:rPr>
+                    <w:t>}}</w:t>
+                  </w:r>
+                </w:p>
+              </w:tc>
+              <w:tc>
+                <w:tcPr>
+                  <w:tcW w:w="0" w:type="auto"/>
+                  <w:gridSpan w:val="2"/>
+                  <w:tcBorders>
+                    <w:top w:val="single" w:sz="4" w:space="0" w:color="444444"/>
+                    <w:left w:val="single" w:sz="4" w:space="0" w:color="444444"/>
+                    <w:bottom w:val="single" w:sz="4" w:space="0" w:color="444444"/>
+                    <w:right w:val="single" w:sz="4" w:space="0" w:color="444444"/>
+                  </w:tcBorders>
+                </w:tcPr>
+                <w:p>
+                  <w:pPr>
+                    <w:spacing w:line="276" w:lineRule="auto"/>
+                    <w:rPr>
+                      <w:rFonts w:ascii="Nunito Black" w:hAnsi="Nunito Black"/>
+                      <w:b/>
+                      <w:bCs/>
+                      <w:sz w:val="16"/>
+                      <w:szCs w:val="16"/>
+                    </w:rPr>
+                  </w:pPr>
+                  <w:r>
+                    <w:rPr>
+                      <w:rFonts w:ascii="Nunito Black" w:hAnsi="Nunito Black"/>
+                      <w:b/>
+                      <w:bCs/>
+                      <w:sz w:val="16"/>
+                      <w:szCs w:val="16"/>
+                    </w:rPr>
                     <w:t>PAÍS DE ORIGEN:</w:t>
                   </w:r>
                 </w:p>
@@ -1972,12 +2027,12 @@
             </w:tr>
             <w:tr>
               <w:trPr>
-                <w:trHeight w:val="722"/>
+                <w:trHeight w:val="632"/>
               </w:trPr>
               <w:tc>
                 <w:tcPr>
-                  <w:tcW w:w="0" w:type="auto"/>
-                  <w:gridSpan w:val="3"/>
+                  <w:tcW w:w="5112" w:type="dxa"/>
+                  <w:gridSpan w:val="4"/>
                   <w:tcBorders>
                     <w:top w:val="single" w:sz="4" w:space="0" w:color="444444"/>
                     <w:left w:val="double" w:sz="18" w:space="0" w:color="auto"/>
@@ -2143,125 +2198,84 @@
             </w:tr>
             <w:tr>
               <w:trPr>
-                <w:trHeight w:val="948"/>
+                <w:trHeight w:val="830"/>
               </w:trPr>
               <w:tc>
                 <w:tcPr>
-                  <w:tcW w:w="0" w:type="auto"/>
-                  <w:gridSpan w:val="4"/>
+                  <w:tcW w:w="2717" w:type="dxa"/>
+                  <w:gridSpan w:val="2"/>
                   <w:tcBorders>
                     <w:top w:val="single" w:sz="4" w:space="0" w:color="444444"/>
                     <w:left w:val="double" w:sz="18" w:space="0" w:color="auto"/>
                     <w:bottom w:val="double" w:sz="18" w:space="0" w:color="auto"/>
-                    <w:right w:val="single" w:sz="4" w:space="0" w:color="FFFFFF" w:themeColor="background1"/>
+                    <w:right w:val="single" w:sz="4" w:space="0" w:color="444444"/>
                   </w:tcBorders>
                 </w:tcPr>
                 <w:p>
                   <w:pPr>
-                    <w:spacing w:line="276" w:lineRule="auto"/>
-                    <w:rPr>
-                      <w:rFonts w:ascii="Nunito Black" w:hAnsi="Nunito Black"/>
-                      <w:b/>
-                      <w:bCs/>
-                      <w:sz w:val="16"/>
-                      <w:szCs w:val="16"/>
-                    </w:rPr>
-                  </w:pPr>
-                  <w:r>
-                    <w:rPr>
-                      <w:rFonts w:ascii="Nunito Black" w:hAnsi="Nunito Black"/>
-                      <w:b/>
-                      <w:bCs/>
-                      <w:sz w:val="16"/>
-                      <w:szCs w:val="16"/>
-                    </w:rPr>
-                    <w:t>EXPEDIDOR:</w:t>
-                  </w:r>
-                </w:p>
-                <w:p>
-                  <w:pPr>
-                    <w:jc w:val="center"/>
-                    <w:rPr>
-                      <w:rFonts w:ascii="Nunito" w:hAnsi="Nunito"/>
-                      <w:b/>
-                      <w:bCs/>
-                      <w:sz w:val="16"/>
-                      <w:szCs w:val="16"/>
-                    </w:rPr>
-                  </w:pPr>
-                  <w:r>
-                    <w:rPr>
-                      <w:rFonts w:ascii="Nunito" w:hAnsi="Nunito"/>
-                      <w:b/>
-                      <w:bCs/>
-                      <w:sz w:val="16"/>
-                      <w:szCs w:val="16"/>
-                    </w:rPr>
-                    <w:t xml:space="preserve">PESCADOS Y MARISCOS SANTIAGO Y SANTIAGO, S.L. </w:t>
-                  </w:r>
-                </w:p>
-                <w:p>
-                  <w:pPr>
-                    <w:jc w:val="center"/>
-                    <w:rPr>
-                      <w:rFonts w:ascii="Nunito" w:hAnsi="Nunito"/>
-                      <w:b/>
-                      <w:bCs/>
-                      <w:sz w:val="16"/>
-                      <w:szCs w:val="16"/>
-                    </w:rPr>
-                  </w:pPr>
-                  <w:r>
-                    <w:rPr>
-                      <w:rFonts w:ascii="Nunito" w:hAnsi="Nunito"/>
-                      <w:b/>
-                      <w:bCs/>
-                      <w:sz w:val="16"/>
-                      <w:szCs w:val="16"/>
-                    </w:rPr>
-                    <w:t>Calle Laguna del Marquesado nave 43C</w:t>
-                  </w:r>
-                </w:p>
-                <w:p>
-                  <w:pPr>
-                    <w:jc w:val="center"/>
-                    <w:rPr>
-                      <w:rFonts w:ascii="Nunito" w:hAnsi="Nunito"/>
-                      <w:b/>
-                      <w:bCs/>
-                      <w:sz w:val="16"/>
-                      <w:szCs w:val="16"/>
-                    </w:rPr>
-                  </w:pPr>
-                  <w:r>
-                    <w:rPr>
-                      <w:rFonts w:ascii="Nunito" w:hAnsi="Nunito"/>
-                      <w:b/>
-                      <w:bCs/>
-                      <w:sz w:val="16"/>
-                      <w:szCs w:val="16"/>
-                    </w:rPr>
-                    <w:t>28021 Madrid</w:t>
-                  </w:r>
+                    <w:rPr>
+                      <w:rFonts w:ascii="Nunito Black" w:hAnsi="Nunito Black"/>
+                      <w:b/>
+                      <w:bCs/>
+                      <w:sz w:val="16"/>
+                      <w:szCs w:val="16"/>
+                    </w:rPr>
+                  </w:pPr>
+                  <w:r>
+                    <w:rPr>
+                      <w:rFonts w:ascii="Nunito Black" w:hAnsi="Nunito Black"/>
+                      <w:b/>
+                      <w:bCs/>
+                      <w:sz w:val="16"/>
+                      <w:szCs w:val="16"/>
+                    </w:rPr>
+                    <w:t>PESO NETO:</w:t>
+                  </w:r>
+                </w:p>
+                <w:p>
+                  <w:pPr>
+                    <w:rPr>
+                      <w:rFonts w:ascii="Nunito Black" w:hAnsi="Nunito Black"/>
+                      <w:b/>
+                      <w:bCs/>
+                      <w:sz w:val="16"/>
+                      <w:szCs w:val="16"/>
+                    </w:rPr>
+                  </w:pPr>
+                </w:p>
+                <w:p>
+                  <w:pPr>
+                    <w:rPr>
+                      <w:rFonts w:ascii="Nunito" w:hAnsi="Nunito"/>
+                      <w:b/>
+                      <w:bCs/>
+                      <w:sz w:val="16"/>
+                      <w:szCs w:val="16"/>
+                    </w:rPr>
+                  </w:pPr>
                 </w:p>
               </w:tc>
               <w:tc>
                 <w:tcPr>
                   <w:tcW w:w="0" w:type="auto"/>
+                  <w:gridSpan w:val="3"/>
                   <w:tcBorders>
                     <w:top w:val="single" w:sz="4" w:space="0" w:color="444444"/>
-                    <w:left w:val="single" w:sz="4" w:space="0" w:color="FFFFFF" w:themeColor="background1"/>
+                    <w:left w:val="single" w:sz="4" w:space="0" w:color="444444"/>
                     <w:bottom w:val="double" w:sz="18" w:space="0" w:color="auto"/>
-                    <w:right w:val="double" w:sz="18" w:space="0" w:color="auto"/>
+                    <w:right w:val="single" w:sz="4" w:space="0" w:color="FFFFFF" w:themeColor="background1"/>
                   </w:tcBorders>
+                  <w:vAlign w:val="center"/>
                 </w:tcPr>
                 <w:p>
                   <w:pPr>
-                    <w:jc w:val="center"/>
-                    <w:rPr>
-                      <w:rFonts w:ascii="Nunito Black" w:hAnsi="Nunito Black"/>
-                      <w:sz w:val="16"/>
-                      <w:szCs w:val="16"/>
+                    <w:spacing w:line="276" w:lineRule="auto"/>
+                    <w:rPr>
+                      <w:rFonts w:ascii="Nunito Black" w:hAnsi="Nunito Black"/>
+                      <w:b/>
+                      <w:bCs/>
+                      <w:sz w:val="14"/>
+                      <w:szCs w:val="14"/>
                     </w:rPr>
                   </w:pPr>
                   <w:r>
@@ -2276,18 +2290,18 @@
                     <mc:AlternateContent>
                       <mc:Choice Requires="wps">
                         <w:drawing>
-                          <wp:anchor distT="0" distB="0" distL="114300" distR="114300" simplePos="0" relativeHeight="251669504" behindDoc="0" locked="0" layoutInCell="1" allowOverlap="1" wp14:anchorId="0CCB091F" wp14:editId="6429A903">
+                          <wp:anchor distT="0" distB="0" distL="114300" distR="114300" simplePos="0" relativeHeight="251673600" behindDoc="0" locked="0" layoutInCell="1" allowOverlap="1" wp14:anchorId="43318506" wp14:editId="190CCD78">
                             <wp:simplePos x="0" y="0"/>
                             <wp:positionH relativeFrom="column">
-                              <wp:posOffset>278130</wp:posOffset>
+                              <wp:posOffset>2055495</wp:posOffset>
                             </wp:positionH>
                             <wp:positionV relativeFrom="paragraph">
-                              <wp:posOffset>13335</wp:posOffset>
+                              <wp:posOffset>19050</wp:posOffset>
                             </wp:positionV>
-                            <wp:extent cx="1097280" cy="579120"/>
-                            <wp:effectExtent l="0" t="0" r="26670" b="11430"/>
+                            <wp:extent cx="982980" cy="487680"/>
+                            <wp:effectExtent l="0" t="0" r="26670" b="26670"/>
                             <wp:wrapNone/>
-                            <wp:docPr id="1076887016" name="Elipse 2"/>
+                            <wp:docPr id="947853264" name="Elipse 2"/>
                             <wp:cNvGraphicFramePr/>
                             <a:graphic xmlns:a="http://schemas.openxmlformats.org/drawingml/2006/main">
                               <a:graphicData uri="http://schemas.microsoft.com/office/word/2010/wordprocessingShape">
@@ -2296,7 +2310,7 @@
                                   <wps:spPr>
                                     <a:xfrm>
                                       <a:off x="0" y="0"/>
-                                      <a:ext cx="1097280" cy="579120"/>
+                                      <a:ext cx="982980" cy="487680"/>
                                     </a:xfrm>
                                     <a:prstGeom prst="ellipse">
                                       <a:avLst/>
@@ -2328,8 +2342,8 @@
                                             <w:rFonts w:ascii="Nunito" w:hAnsi="Nunito"/>
                                             <w:b/>
                                             <w:bCs/>
-                                            <w:sz w:val="12"/>
-                                            <w:szCs w:val="12"/>
+                                            <w:sz w:val="10"/>
+                                            <w:szCs w:val="10"/>
                                           </w:rPr>
                                         </w:pPr>
                                         <w:r>
@@ -2337,8 +2351,8 @@
                                             <w:rFonts w:ascii="Nunito" w:hAnsi="Nunito"/>
                                             <w:b/>
                                             <w:bCs/>
-                                            <w:sz w:val="12"/>
-                                            <w:szCs w:val="12"/>
+                                            <w:sz w:val="10"/>
+                                            <w:szCs w:val="10"/>
                                           </w:rPr>
                                           <w:t>ES</w:t>
                                         </w:r>
@@ -2352,8 +2366,8 @@
                                             <w:rFonts w:ascii="Nunito" w:hAnsi="Nunito"/>
                                             <w:b/>
                                             <w:bCs/>
-                                            <w:sz w:val="12"/>
-                                            <w:szCs w:val="12"/>
+                                            <w:sz w:val="10"/>
+                                            <w:szCs w:val="10"/>
                                           </w:rPr>
                                         </w:pPr>
                                         <w:r>
@@ -2361,8 +2375,8 @@
                                             <w:rFonts w:ascii="Nunito" w:hAnsi="Nunito"/>
                                             <w:b/>
                                             <w:bCs/>
-                                            <w:sz w:val="12"/>
-                                            <w:szCs w:val="12"/>
+                                            <w:sz w:val="10"/>
+                                            <w:szCs w:val="10"/>
                                           </w:rPr>
                                           <w:t>12.00114276/M</w:t>
                                         </w:r>
@@ -2385,10 +2399,10 @@
                                             <w:rFonts w:ascii="Nunito" w:hAnsi="Nunito"/>
                                             <w:b/>
                                             <w:bCs/>
-                                            <w:sz w:val="12"/>
-                                            <w:szCs w:val="12"/>
+                                            <w:sz w:val="10"/>
+                                            <w:szCs w:val="10"/>
                                           </w:rPr>
-                                          <w:t>CE</w:t>
+                                          <w:t>UE</w:t>
                                         </w:r>
                                       </w:p>
                                     </w:txbxContent>
@@ -2413,7 +2427,7 @@
                       </mc:Choice>
                       <mc:Fallback>
                         <w:pict>
-                          <v:oval w14:anchorId="0CCB091F" id="_x0000_s1027" style="position:absolute;left:0;text-align:left;margin-left:21.9pt;margin-top:1.05pt;width:86.4pt;height:45.6pt;z-index:251669504;visibility:visible;mso-wrap-style:square;mso-width-percent:0;mso-height-percent:0;mso-wrap-distance-left:9pt;mso-wrap-distance-top:0;mso-wrap-distance-right:9pt;mso-wrap-distance-bottom:0;mso-position-horizontal:absolute;mso-position-horizontal-relative:text;mso-position-vertical:absolute;mso-position-vertical-relative:text;mso-width-percent:0;mso-height-percent:0;mso-width-relative:margin;mso-height-relative:margin;v-text-anchor:middle" o:gfxdata="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" fillcolor="white [3201]" strokecolor="black [3200]" strokeweight="1pt">
+                          <v:oval w14:anchorId="43318506" id="_x0000_s1027" style="position:absolute;margin-left:161.85pt;margin-top:1.5pt;width:77.4pt;height:38.4pt;z-index:251673600;visibility:visible;mso-wrap-style:square;mso-width-percent:0;mso-height-percent:0;mso-wrap-distance-left:9pt;mso-wrap-distance-top:0;mso-wrap-distance-right:9pt;mso-wrap-distance-bottom:0;mso-position-horizontal:absolute;mso-position-horizontal-relative:text;mso-position-vertical:absolute;mso-position-vertical-relative:text;mso-width-percent:0;mso-height-percent:0;mso-width-relative:margin;mso-height-relative:margin;v-text-anchor:middle" o:gfxdata="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" fillcolor="white [3201]" strokecolor="black [3200]" strokeweight="1pt">
                             <v:stroke joinstyle="miter"/>
                             <v:textbox>
                               <w:txbxContent>
@@ -2426,8 +2440,8 @@
                                       <w:rFonts w:ascii="Nunito" w:hAnsi="Nunito"/>
                                       <w:b/>
                                       <w:bCs/>
-                                      <w:sz w:val="12"/>
-                                      <w:szCs w:val="12"/>
+                                      <w:sz w:val="10"/>
+                                      <w:szCs w:val="10"/>
                                     </w:rPr>
                                   </w:pPr>
                                   <w:r>
@@ -2435,8 +2449,8 @@
                                       <w:rFonts w:ascii="Nunito" w:hAnsi="Nunito"/>
                                       <w:b/>
                                       <w:bCs/>
-                                      <w:sz w:val="12"/>
-                                      <w:szCs w:val="12"/>
+                                      <w:sz w:val="10"/>
+                                      <w:szCs w:val="10"/>
                                     </w:rPr>
                                     <w:t>ES</w:t>
                                   </w:r>
@@ -2450,8 +2464,8 @@
                                       <w:rFonts w:ascii="Nunito" w:hAnsi="Nunito"/>
                                       <w:b/>
                                       <w:bCs/>
-                                      <w:sz w:val="12"/>
-                                      <w:szCs w:val="12"/>
+                                      <w:sz w:val="10"/>
+                                      <w:szCs w:val="10"/>
                                     </w:rPr>
                                   </w:pPr>
                                   <w:r>
@@ -2459,8 +2473,8 @@
                                       <w:rFonts w:ascii="Nunito" w:hAnsi="Nunito"/>
                                       <w:b/>
                                       <w:bCs/>
-                                      <w:sz w:val="12"/>
-                                      <w:szCs w:val="12"/>
+                                      <w:sz w:val="10"/>
+                                      <w:szCs w:val="10"/>
                                     </w:rPr>
                                     <w:t>12.00114276/M</w:t>
                                   </w:r>
@@ -2483,10 +2497,10 @@
                                       <w:rFonts w:ascii="Nunito" w:hAnsi="Nunito"/>
                                       <w:b/>
                                       <w:bCs/>
-                                      <w:sz w:val="12"/>
-                                      <w:szCs w:val="12"/>
+                                      <w:sz w:val="10"/>
+                                      <w:szCs w:val="10"/>
                                     </w:rPr>
-                                    <w:t>CE</w:t>
+                                    <w:t>UE</w:t>
                                   </w:r>
                                 </w:p>
                               </w:txbxContent>
@@ -2496,13 +2510,107 @@
                       </mc:Fallback>
                     </mc:AlternateContent>
                   </w:r>
+                  <w:r>
+                    <w:rPr>
+                      <w:rFonts w:ascii="Nunito Black" w:hAnsi="Nunito Black"/>
+                      <w:b/>
+                      <w:bCs/>
+                      <w:sz w:val="14"/>
+                      <w:szCs w:val="14"/>
+                    </w:rPr>
+                    <w:t>EXPEDIDOR:</w:t>
+                  </w:r>
+                </w:p>
+                <w:p>
+                  <w:pPr>
+                    <w:rPr>
+                      <w:rFonts w:ascii="Nunito" w:hAnsi="Nunito"/>
+                      <w:b/>
+                      <w:bCs/>
+                      <w:sz w:val="12"/>
+                      <w:szCs w:val="12"/>
+                    </w:rPr>
+                  </w:pPr>
+                  <w:r>
+                    <w:rPr>
+                      <w:rFonts w:ascii="Nunito" w:hAnsi="Nunito"/>
+                      <w:b/>
+                      <w:bCs/>
+                      <w:sz w:val="12"/>
+                      <w:szCs w:val="12"/>
+                    </w:rPr>
+                    <w:t xml:space="preserve">PESCADOS Y MARISCOS SANTIAGO Y SANTIAGO, S.L. </w:t>
+                  </w:r>
+                </w:p>
+                <w:p>
+                  <w:pPr>
+                    <w:rPr>
+                      <w:rFonts w:ascii="Nunito" w:hAnsi="Nunito"/>
+                      <w:b/>
+                      <w:bCs/>
+                      <w:sz w:val="12"/>
+                      <w:szCs w:val="12"/>
+                    </w:rPr>
+                  </w:pPr>
+                  <w:r>
+                    <w:rPr>
+                      <w:rFonts w:ascii="Nunito" w:hAnsi="Nunito"/>
+                      <w:b/>
+                      <w:bCs/>
+                      <w:sz w:val="12"/>
+                      <w:szCs w:val="12"/>
+                    </w:rPr>
+                    <w:t>Calle Laguna del Marquesado nave 43C</w:t>
+                  </w:r>
+                </w:p>
+                <w:p>
+                  <w:pPr>
+                    <w:rPr>
+                      <w:rFonts w:ascii="Nunito" w:hAnsi="Nunito"/>
+                      <w:b/>
+                      <w:bCs/>
+                      <w:sz w:val="16"/>
+                      <w:szCs w:val="16"/>
+                    </w:rPr>
+                  </w:pPr>
+                  <w:r>
+                    <w:rPr>
+                      <w:rFonts w:ascii="Nunito" w:hAnsi="Nunito"/>
+                      <w:b/>
+                      <w:bCs/>
+                      <w:sz w:val="12"/>
+                      <w:szCs w:val="12"/>
+                    </w:rPr>
+                    <w:t>28021 Madrid</w:t>
+                  </w:r>
+                </w:p>
+              </w:tc>
+              <w:tc>
+                <w:tcPr>
+                  <w:tcW w:w="0" w:type="auto"/>
+                  <w:tcBorders>
+                    <w:top w:val="single" w:sz="4" w:space="0" w:color="444444"/>
+                    <w:left w:val="single" w:sz="4" w:space="0" w:color="FFFFFF" w:themeColor="background1"/>
+                    <w:bottom w:val="double" w:sz="18" w:space="0" w:color="auto"/>
+                    <w:right w:val="double" w:sz="18" w:space="0" w:color="auto"/>
+                  </w:tcBorders>
+                </w:tcPr>
+                <w:p>
+                  <w:pPr>
+                    <w:jc w:val="center"/>
+                    <w:rPr>
+                      <w:rFonts w:ascii="Nunito Black" w:hAnsi="Nunito Black"/>
+                      <w:sz w:val="16"/>
+                      <w:szCs w:val="16"/>
+                    </w:rPr>
+                  </w:pPr>
                 </w:p>
               </w:tc>
             </w:tr>
           </w:tbl>
           <w:p>
             <w:pPr>
-              <w:ind w:left="144" w:right="144"/>
+              <w:ind w:left="144" w:right="144" w:firstLine="413"/>
               <w:rPr>
                 <w:sz w:val="16"/>
                 <w:szCs w:val="16"/>
@@ -2518,14 +2626,13 @@
         </w:trPr>
         <w:tc>
           <w:tcPr>
-            <w:tcW w:w="8222" w:type="dxa"/>
+            <w:tcW w:w="8079" w:type="dxa"/>
           </w:tcPr>
           <w:tbl>
             <w:tblPr>
               <w:tblStyle w:val="Tablaconcuadrcula"/>
-              <w:tblpPr w:leftFromText="141" w:rightFromText="141" w:vertAnchor="page" w:horzAnchor="margin" w:tblpXSpec="center" w:tblpY="171"/>
-              <w:tblOverlap w:val="never"/>
-              <w:tblW w:w="7395" w:type="dxa"/>
+              <w:tblpPr w:leftFromText="141" w:rightFromText="141" w:tblpX="-136" w:tblpY="-429"/>
+              <w:tblW w:w="7706" w:type="dxa"/>
               <w:tblBorders>
                 <w:top w:val="none" w:sz="0" w:space="0" w:color="auto"/>
                 <w:left w:val="none" w:sz="0" w:space="0" w:color="auto"/>
@@ -2537,20 +2644,21 @@
               <w:tblLook w:val="04A0" w:firstRow="1" w:lastRow="0" w:firstColumn="1" w:lastColumn="0" w:noHBand="0" w:noVBand="1"/>
             </w:tblPr>
             <w:tblGrid>
-              <w:gridCol w:w="1730"/>
-              <w:gridCol w:w="1514"/>
-              <w:gridCol w:w="675"/>
-              <w:gridCol w:w="675"/>
-              <w:gridCol w:w="2801"/>
+              <w:gridCol w:w="1896"/>
+              <w:gridCol w:w="795"/>
+              <w:gridCol w:w="836"/>
+              <w:gridCol w:w="1593"/>
+              <w:gridCol w:w="1364"/>
+              <w:gridCol w:w="1222"/>
             </w:tblGrid>
             <w:tr>
               <w:trPr>
-                <w:trHeight w:val="583"/>
+                <w:trHeight w:val="511"/>
               </w:trPr>
               <w:tc>
                 <w:tcPr>
-                  <w:tcW w:w="0" w:type="auto"/>
-                  <w:gridSpan w:val="4"/>
+                  <w:tcW w:w="6484" w:type="dxa"/>
+                  <w:gridSpan w:val="5"/>
                   <w:tcBorders>
                     <w:top w:val="double" w:sz="18" w:space="0" w:color="auto"/>
                     <w:left w:val="double" w:sz="18" w:space="0" w:color="auto"/>
@@ -2693,12 +2801,12 @@
             </w:tr>
             <w:tr>
               <w:trPr>
-                <w:trHeight w:val="575"/>
+                <w:trHeight w:val="504"/>
               </w:trPr>
               <w:tc>
                 <w:tcPr>
-                  <w:tcW w:w="0" w:type="auto"/>
-                  <w:gridSpan w:val="4"/>
+                  <w:tcW w:w="6484" w:type="dxa"/>
+                  <w:gridSpan w:val="5"/>
                   <w:tcBorders>
                     <w:top w:val="single" w:sz="4" w:space="0" w:color="000000"/>
                     <w:left w:val="double" w:sz="18" w:space="0" w:color="auto"/>
@@ -2800,12 +2908,12 @@
             </w:tr>
             <w:tr>
               <w:trPr>
-                <w:trHeight w:val="722"/>
+                <w:trHeight w:val="632"/>
               </w:trPr>
               <w:tc>
                 <w:tcPr>
-                  <w:tcW w:w="0" w:type="auto"/>
-                  <w:gridSpan w:val="2"/>
+                  <w:tcW w:w="3643" w:type="dxa"/>
+                  <w:gridSpan w:val="3"/>
                   <w:tcBorders>
                     <w:top w:val="single" w:sz="4" w:space="0" w:color="000000"/>
                     <w:left w:val="double" w:sz="18" w:space="0" w:color="auto"/>
@@ -2924,11 +3032,11 @@
             </w:tr>
             <w:tr>
               <w:trPr>
-                <w:trHeight w:val="1017"/>
+                <w:trHeight w:val="890"/>
               </w:trPr>
               <w:tc>
                 <w:tcPr>
-                  <w:tcW w:w="0" w:type="auto"/>
+                  <w:tcW w:w="1959" w:type="dxa"/>
                   <w:tcBorders>
                     <w:top w:val="single" w:sz="4" w:space="0" w:color="444444"/>
                     <w:left w:val="double" w:sz="18" w:space="0" w:color="auto"/>
@@ -2983,75 +3091,6 @@
                       <w:szCs w:val="16"/>
                     </w:rPr>
                     <w:t>forma_captura</w:t>
-                  </w:r>
-                  <w:proofErr w:type="spellEnd"/>
-                  <w:r>
-                    <w:rPr>
-                      <w:rFonts w:ascii="Nunito" w:hAnsi="Nunito"/>
-                      <w:sz w:val="16"/>
-                      <w:szCs w:val="16"/>
-                    </w:rPr>
-                    <w:t>}}</w:t>
-                  </w:r>
-                </w:p>
-              </w:tc>
-              <w:tc>
-                <w:tcPr>
-                  <w:tcW w:w="0" w:type="auto"/>
-                  <w:tcBorders>
-                    <w:top w:val="single" w:sz="4" w:space="0" w:color="444444"/>
-                    <w:left w:val="single" w:sz="4" w:space="0" w:color="444444"/>
-                    <w:bottom w:val="single" w:sz="4" w:space="0" w:color="444444"/>
-                    <w:right w:val="single" w:sz="4" w:space="0" w:color="444444"/>
-                  </w:tcBorders>
-                </w:tcPr>
-                <w:p>
-                  <w:pPr>
-                    <w:spacing w:line="276" w:lineRule="auto"/>
-                    <w:rPr>
-                      <w:rFonts w:ascii="Nunito Black" w:hAnsi="Nunito Black"/>
-                      <w:b/>
-                      <w:bCs/>
-                      <w:sz w:val="16"/>
-                      <w:szCs w:val="16"/>
-                    </w:rPr>
-                  </w:pPr>
-                  <w:r>
-                    <w:rPr>
-                      <w:rFonts w:ascii="Nunito Black" w:hAnsi="Nunito Black"/>
-                      <w:b/>
-                      <w:bCs/>
-                      <w:sz w:val="16"/>
-                      <w:szCs w:val="16"/>
-                    </w:rPr>
-                    <w:t>ZONA DE CAPTURA:</w:t>
-                  </w:r>
-                </w:p>
-                <w:p>
-                  <w:pPr>
-                    <w:spacing w:line="276" w:lineRule="auto"/>
-                    <w:rPr>
-                      <w:rFonts w:ascii="Nunito" w:hAnsi="Nunito"/>
-                      <w:sz w:val="16"/>
-                      <w:szCs w:val="16"/>
-                    </w:rPr>
-                  </w:pPr>
-                  <w:r>
-                    <w:rPr>
-                      <w:rFonts w:ascii="Nunito" w:hAnsi="Nunito"/>
-                      <w:sz w:val="16"/>
-                      <w:szCs w:val="16"/>
-                    </w:rPr>
-                    <w:t>{{</w:t>
-                  </w:r>
-                  <w:proofErr w:type="spellStart"/>
-                  <w:r>
-                    <w:rPr>
-                      <w:rFonts w:ascii="Nunito" w:hAnsi="Nunito"/>
-                      <w:sz w:val="16"/>
-                      <w:szCs w:val="16"/>
-                    </w:rPr>
-                    <w:t>zona_captura</w:t>
                   </w:r>
                   <w:proofErr w:type="spellEnd"/>
                   <w:r>
@@ -3094,6 +3133,76 @@
                       <w:sz w:val="16"/>
                       <w:szCs w:val="16"/>
                     </w:rPr>
+                    <w:t>ZONA DE CAPTURA:</w:t>
+                  </w:r>
+                </w:p>
+                <w:p>
+                  <w:pPr>
+                    <w:spacing w:line="276" w:lineRule="auto"/>
+                    <w:rPr>
+                      <w:rFonts w:ascii="Nunito" w:hAnsi="Nunito"/>
+                      <w:sz w:val="16"/>
+                      <w:szCs w:val="16"/>
+                    </w:rPr>
+                  </w:pPr>
+                  <w:r>
+                    <w:rPr>
+                      <w:rFonts w:ascii="Nunito" w:hAnsi="Nunito"/>
+                      <w:sz w:val="16"/>
+                      <w:szCs w:val="16"/>
+                    </w:rPr>
+                    <w:t>{{</w:t>
+                  </w:r>
+                  <w:proofErr w:type="spellStart"/>
+                  <w:r>
+                    <w:rPr>
+                      <w:rFonts w:ascii="Nunito" w:hAnsi="Nunito"/>
+                      <w:sz w:val="16"/>
+                      <w:szCs w:val="16"/>
+                    </w:rPr>
+                    <w:t>zona_captura</w:t>
+                  </w:r>
+                  <w:proofErr w:type="spellEnd"/>
+                  <w:r>
+                    <w:rPr>
+                      <w:rFonts w:ascii="Nunito" w:hAnsi="Nunito"/>
+                      <w:sz w:val="16"/>
+                      <w:szCs w:val="16"/>
+                    </w:rPr>
+                    <w:t>}}</w:t>
+                  </w:r>
+                </w:p>
+              </w:tc>
+              <w:tc>
+                <w:tcPr>
+                  <w:tcW w:w="0" w:type="auto"/>
+                  <w:gridSpan w:val="2"/>
+                  <w:tcBorders>
+                    <w:top w:val="single" w:sz="4" w:space="0" w:color="444444"/>
+                    <w:left w:val="single" w:sz="4" w:space="0" w:color="444444"/>
+                    <w:bottom w:val="single" w:sz="4" w:space="0" w:color="444444"/>
+                    <w:right w:val="single" w:sz="4" w:space="0" w:color="444444"/>
+                  </w:tcBorders>
+                </w:tcPr>
+                <w:p>
+                  <w:pPr>
+                    <w:spacing w:line="276" w:lineRule="auto"/>
+                    <w:rPr>
+                      <w:rFonts w:ascii="Nunito Black" w:hAnsi="Nunito Black"/>
+                      <w:b/>
+                      <w:bCs/>
+                      <w:sz w:val="16"/>
+                      <w:szCs w:val="16"/>
+                    </w:rPr>
+                  </w:pPr>
+                  <w:r>
+                    <w:rPr>
+                      <w:rFonts w:ascii="Nunito Black" w:hAnsi="Nunito Black"/>
+                      <w:b/>
+                      <w:bCs/>
+                      <w:sz w:val="16"/>
+                      <w:szCs w:val="16"/>
+                    </w:rPr>
                     <w:t>PAÍS DE ORIGEN:</w:t>
                   </w:r>
                 </w:p>
@@ -3218,12 +3327,12 @@
             </w:tr>
             <w:tr>
               <w:trPr>
-                <w:trHeight w:val="722"/>
+                <w:trHeight w:val="632"/>
               </w:trPr>
               <w:tc>
                 <w:tcPr>
-                  <w:tcW w:w="0" w:type="auto"/>
-                  <w:gridSpan w:val="3"/>
+                  <w:tcW w:w="5112" w:type="dxa"/>
+                  <w:gridSpan w:val="4"/>
                   <w:tcBorders>
                     <w:top w:val="single" w:sz="4" w:space="0" w:color="444444"/>
                     <w:left w:val="double" w:sz="18" w:space="0" w:color="auto"/>
@@ -3389,125 +3498,84 @@
             </w:tr>
             <w:tr>
               <w:trPr>
-                <w:trHeight w:val="948"/>
+                <w:trHeight w:val="830"/>
               </w:trPr>
               <w:tc>
                 <w:tcPr>
-                  <w:tcW w:w="0" w:type="auto"/>
-                  <w:gridSpan w:val="4"/>
+                  <w:tcW w:w="2717" w:type="dxa"/>
+                  <w:gridSpan w:val="2"/>
                   <w:tcBorders>
                     <w:top w:val="single" w:sz="4" w:space="0" w:color="444444"/>
                     <w:left w:val="double" w:sz="18" w:space="0" w:color="auto"/>
                     <w:bottom w:val="double" w:sz="18" w:space="0" w:color="auto"/>
-                    <w:right w:val="single" w:sz="4" w:space="0" w:color="FFFFFF" w:themeColor="background1"/>
+                    <w:right w:val="single" w:sz="4" w:space="0" w:color="444444"/>
                   </w:tcBorders>
                 </w:tcPr>
                 <w:p>
                   <w:pPr>
-                    <w:spacing w:line="276" w:lineRule="auto"/>
-                    <w:rPr>
-                      <w:rFonts w:ascii="Nunito Black" w:hAnsi="Nunito Black"/>
-                      <w:b/>
-                      <w:bCs/>
-                      <w:sz w:val="16"/>
-                      <w:szCs w:val="16"/>
-                    </w:rPr>
-                  </w:pPr>
-                  <w:r>
-                    <w:rPr>
-                      <w:rFonts w:ascii="Nunito Black" w:hAnsi="Nunito Black"/>
-                      <w:b/>
-                      <w:bCs/>
-                      <w:sz w:val="16"/>
-                      <w:szCs w:val="16"/>
-                    </w:rPr>
-                    <w:t>EXPEDIDOR:</w:t>
-                  </w:r>
-                </w:p>
-                <w:p>
-                  <w:pPr>
-                    <w:jc w:val="center"/>
-                    <w:rPr>
-                      <w:rFonts w:ascii="Nunito" w:hAnsi="Nunito"/>
-                      <w:b/>
-                      <w:bCs/>
-                      <w:sz w:val="16"/>
-                      <w:szCs w:val="16"/>
-                    </w:rPr>
-                  </w:pPr>
-                  <w:r>
-                    <w:rPr>
-                      <w:rFonts w:ascii="Nunito" w:hAnsi="Nunito"/>
-                      <w:b/>
-                      <w:bCs/>
-                      <w:sz w:val="16"/>
-                      <w:szCs w:val="16"/>
-                    </w:rPr>
-                    <w:t xml:space="preserve">PESCADOS Y MARISCOS SANTIAGO Y SANTIAGO, S.L. </w:t>
-                  </w:r>
-                </w:p>
-                <w:p>
-                  <w:pPr>
-                    <w:jc w:val="center"/>
-                    <w:rPr>
-                      <w:rFonts w:ascii="Nunito" w:hAnsi="Nunito"/>
-                      <w:b/>
-                      <w:bCs/>
-                      <w:sz w:val="16"/>
-                      <w:szCs w:val="16"/>
-                    </w:rPr>
-                  </w:pPr>
-                  <w:r>
-                    <w:rPr>
-                      <w:rFonts w:ascii="Nunito" w:hAnsi="Nunito"/>
-                      <w:b/>
-                      <w:bCs/>
-                      <w:sz w:val="16"/>
-                      <w:szCs w:val="16"/>
-                    </w:rPr>
-                    <w:t>Calle Laguna del Marquesado nave 43C</w:t>
-                  </w:r>
-                </w:p>
-                <w:p>
-                  <w:pPr>
-                    <w:jc w:val="center"/>
-                    <w:rPr>
-                      <w:rFonts w:ascii="Nunito" w:hAnsi="Nunito"/>
-                      <w:b/>
-                      <w:bCs/>
-                      <w:sz w:val="16"/>
-                      <w:szCs w:val="16"/>
-                    </w:rPr>
-                  </w:pPr>
-                  <w:r>
-                    <w:rPr>
-                      <w:rFonts w:ascii="Nunito" w:hAnsi="Nunito"/>
-                      <w:b/>
-                      <w:bCs/>
-                      <w:sz w:val="16"/>
-                      <w:szCs w:val="16"/>
-                    </w:rPr>
-                    <w:t>28021 Madrid</w:t>
-                  </w:r>
+                    <w:rPr>
+                      <w:rFonts w:ascii="Nunito Black" w:hAnsi="Nunito Black"/>
+                      <w:b/>
+                      <w:bCs/>
+                      <w:sz w:val="16"/>
+                      <w:szCs w:val="16"/>
+                    </w:rPr>
+                  </w:pPr>
+                  <w:r>
+                    <w:rPr>
+                      <w:rFonts w:ascii="Nunito Black" w:hAnsi="Nunito Black"/>
+                      <w:b/>
+                      <w:bCs/>
+                      <w:sz w:val="16"/>
+                      <w:szCs w:val="16"/>
+                    </w:rPr>
+                    <w:t>PESO NETO:</w:t>
+                  </w:r>
+                </w:p>
+                <w:p>
+                  <w:pPr>
+                    <w:rPr>
+                      <w:rFonts w:ascii="Nunito Black" w:hAnsi="Nunito Black"/>
+                      <w:b/>
+                      <w:bCs/>
+                      <w:sz w:val="16"/>
+                      <w:szCs w:val="16"/>
+                    </w:rPr>
+                  </w:pPr>
+                </w:p>
+                <w:p>
+                  <w:pPr>
+                    <w:rPr>
+                      <w:rFonts w:ascii="Nunito" w:hAnsi="Nunito"/>
+                      <w:b/>
+                      <w:bCs/>
+                      <w:sz w:val="16"/>
+                      <w:szCs w:val="16"/>
+                    </w:rPr>
+                  </w:pPr>
                 </w:p>
               </w:tc>
               <w:tc>
                 <w:tcPr>
                   <w:tcW w:w="0" w:type="auto"/>
+                  <w:gridSpan w:val="3"/>
                   <w:tcBorders>
                     <w:top w:val="single" w:sz="4" w:space="0" w:color="444444"/>
-                    <w:left w:val="single" w:sz="4" w:space="0" w:color="FFFFFF" w:themeColor="background1"/>
+                    <w:left w:val="single" w:sz="4" w:space="0" w:color="444444"/>
                     <w:bottom w:val="double" w:sz="18" w:space="0" w:color="auto"/>
-                    <w:right w:val="double" w:sz="18" w:space="0" w:color="auto"/>
+                    <w:right w:val="single" w:sz="4" w:space="0" w:color="FFFFFF" w:themeColor="background1"/>
                   </w:tcBorders>
+                  <w:vAlign w:val="center"/>
                 </w:tcPr>
                 <w:p>
                   <w:pPr>
-                    <w:jc w:val="center"/>
-                    <w:rPr>
-                      <w:rFonts w:ascii="Nunito Black" w:hAnsi="Nunito Black"/>
-                      <w:sz w:val="16"/>
-                      <w:szCs w:val="16"/>
+                    <w:spacing w:line="276" w:lineRule="auto"/>
+                    <w:rPr>
+                      <w:rFonts w:ascii="Nunito Black" w:hAnsi="Nunito Black"/>
+                      <w:b/>
+                      <w:bCs/>
+                      <w:sz w:val="14"/>
+                      <w:szCs w:val="14"/>
                     </w:rPr>
                   </w:pPr>
                   <w:r>
@@ -3522,18 +3590,18 @@
                     <mc:AlternateContent>
                       <mc:Choice Requires="wps">
                         <w:drawing>
-                          <wp:anchor distT="0" distB="0" distL="114300" distR="114300" simplePos="0" relativeHeight="251671552" behindDoc="0" locked="0" layoutInCell="1" allowOverlap="1" wp14:anchorId="2BE97E16" wp14:editId="3796CD09">
+                          <wp:anchor distT="0" distB="0" distL="114300" distR="114300" simplePos="0" relativeHeight="251675648" behindDoc="0" locked="0" layoutInCell="1" allowOverlap="1" wp14:anchorId="13B172D8" wp14:editId="198F7940">
                             <wp:simplePos x="0" y="0"/>
                             <wp:positionH relativeFrom="column">
-                              <wp:posOffset>278130</wp:posOffset>
+                              <wp:posOffset>2016760</wp:posOffset>
                             </wp:positionH>
                             <wp:positionV relativeFrom="paragraph">
-                              <wp:posOffset>13335</wp:posOffset>
+                              <wp:posOffset>36195</wp:posOffset>
                             </wp:positionV>
-                            <wp:extent cx="1097280" cy="579120"/>
-                            <wp:effectExtent l="0" t="0" r="26670" b="11430"/>
+                            <wp:extent cx="982980" cy="487680"/>
+                            <wp:effectExtent l="0" t="0" r="26670" b="26670"/>
                             <wp:wrapNone/>
-                            <wp:docPr id="1049200015" name="Elipse 2"/>
+                            <wp:docPr id="1249248546" name="Elipse 2"/>
                             <wp:cNvGraphicFramePr/>
                             <a:graphic xmlns:a="http://schemas.openxmlformats.org/drawingml/2006/main">
                               <a:graphicData uri="http://schemas.microsoft.com/office/word/2010/wordprocessingShape">
@@ -3542,7 +3610,7 @@
                                   <wps:spPr>
                                     <a:xfrm>
                                       <a:off x="0" y="0"/>
-                                      <a:ext cx="1097280" cy="579120"/>
+                                      <a:ext cx="982980" cy="487680"/>
                                     </a:xfrm>
                                     <a:prstGeom prst="ellipse">
                                       <a:avLst/>
@@ -3574,8 +3642,8 @@
                                             <w:rFonts w:ascii="Nunito" w:hAnsi="Nunito"/>
                                             <w:b/>
                                             <w:bCs/>
-                                            <w:sz w:val="12"/>
-                                            <w:szCs w:val="12"/>
+                                            <w:sz w:val="10"/>
+                                            <w:szCs w:val="10"/>
                                           </w:rPr>
                                         </w:pPr>
                                         <w:r>
@@ -3583,8 +3651,8 @@
                                             <w:rFonts w:ascii="Nunito" w:hAnsi="Nunito"/>
                                             <w:b/>
                                             <w:bCs/>
-                                            <w:sz w:val="12"/>
-                                            <w:szCs w:val="12"/>
+                                            <w:sz w:val="10"/>
+                                            <w:szCs w:val="10"/>
                                           </w:rPr>
                                           <w:t>ES</w:t>
                                         </w:r>
@@ -3598,8 +3666,8 @@
                                             <w:rFonts w:ascii="Nunito" w:hAnsi="Nunito"/>
                                             <w:b/>
                                             <w:bCs/>
-                                            <w:sz w:val="12"/>
-                                            <w:szCs w:val="12"/>
+                                            <w:sz w:val="10"/>
+                                            <w:szCs w:val="10"/>
                                           </w:rPr>
                                         </w:pPr>
                                         <w:r>
@@ -3607,8 +3675,8 @@
                                             <w:rFonts w:ascii="Nunito" w:hAnsi="Nunito"/>
                                             <w:b/>
                                             <w:bCs/>
-                                            <w:sz w:val="12"/>
-                                            <w:szCs w:val="12"/>
+                                            <w:sz w:val="10"/>
+                                            <w:szCs w:val="10"/>
                                           </w:rPr>
                                           <w:t>12.00114276/M</w:t>
                                         </w:r>
@@ -3631,10 +3699,10 @@
                                             <w:rFonts w:ascii="Nunito" w:hAnsi="Nunito"/>
                                             <w:b/>
                                             <w:bCs/>
-                                            <w:sz w:val="12"/>
-                                            <w:szCs w:val="12"/>
+                                            <w:sz w:val="10"/>
+                                            <w:szCs w:val="10"/>
                                           </w:rPr>
-                                          <w:t>CE</w:t>
+                                          <w:t>UE</w:t>
                                         </w:r>
                                       </w:p>
                                     </w:txbxContent>
@@ -3659,7 +3727,7 @@
                       </mc:Choice>
                       <mc:Fallback>
                         <w:pict>
-                          <v:oval w14:anchorId="2BE97E16" id="_x0000_s1028" style="position:absolute;left:0;text-align:left;margin-left:21.9pt;margin-top:1.05pt;width:86.4pt;height:45.6pt;z-index:251671552;visibility:visible;mso-wrap-style:square;mso-width-percent:0;mso-height-percent:0;mso-wrap-distance-left:9pt;mso-wrap-distance-top:0;mso-wrap-distance-right:9pt;mso-wrap-distance-bottom:0;mso-position-horizontal:absolute;mso-position-horizontal-relative:text;mso-position-vertical:absolute;mso-position-vertical-relative:text;mso-width-percent:0;mso-height-percent:0;mso-width-relative:margin;mso-height-relative:margin;v-text-anchor:middle" o:gfxdata="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" fillcolor="white [3201]" strokecolor="black [3200]" strokeweight="1pt">
+                          <v:oval w14:anchorId="13B172D8" id="_x0000_s1028" style="position:absolute;margin-left:158.8pt;margin-top:2.85pt;width:77.4pt;height:38.4pt;z-index:251675648;visibility:visible;mso-wrap-style:square;mso-width-percent:0;mso-height-percent:0;mso-wrap-distance-left:9pt;mso-wrap-distance-top:0;mso-wrap-distance-right:9pt;mso-wrap-distance-bottom:0;mso-position-horizontal:absolute;mso-position-horizontal-relative:text;mso-position-vertical:absolute;mso-position-vertical-relative:text;mso-width-percent:0;mso-height-percent:0;mso-width-relative:margin;mso-height-relative:margin;v-text-anchor:middle" o:gfxdata="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" fillcolor="white [3201]" strokecolor="black [3200]" strokeweight="1pt">
                             <v:stroke joinstyle="miter"/>
                             <v:textbox>
                               <w:txbxContent>
@@ -3672,8 +3740,8 @@
                                       <w:rFonts w:ascii="Nunito" w:hAnsi="Nunito"/>
                                       <w:b/>
                                       <w:bCs/>
-                                      <w:sz w:val="12"/>
-                                      <w:szCs w:val="12"/>
+                                      <w:sz w:val="10"/>
+                                      <w:szCs w:val="10"/>
                                     </w:rPr>
                                   </w:pPr>
                                   <w:r>
@@ -3681,8 +3749,8 @@
                                       <w:rFonts w:ascii="Nunito" w:hAnsi="Nunito"/>
                                       <w:b/>
                                       <w:bCs/>
-                                      <w:sz w:val="12"/>
-                                      <w:szCs w:val="12"/>
+                                      <w:sz w:val="10"/>
+                                      <w:szCs w:val="10"/>
                                     </w:rPr>
                                     <w:t>ES</w:t>
                                   </w:r>
@@ -3696,8 +3764,8 @@
                                       <w:rFonts w:ascii="Nunito" w:hAnsi="Nunito"/>
                                       <w:b/>
                                       <w:bCs/>
-                                      <w:sz w:val="12"/>
-                                      <w:szCs w:val="12"/>
+                                      <w:sz w:val="10"/>
+                                      <w:szCs w:val="10"/>
                                     </w:rPr>
                                   </w:pPr>
                                   <w:r>
@@ -3705,8 +3773,8 @@
                                       <w:rFonts w:ascii="Nunito" w:hAnsi="Nunito"/>
                                       <w:b/>
                                       <w:bCs/>
-                                      <w:sz w:val="12"/>
-                                      <w:szCs w:val="12"/>
+                                      <w:sz w:val="10"/>
+                                      <w:szCs w:val="10"/>
                                     </w:rPr>
                                     <w:t>12.00114276/M</w:t>
                                   </w:r>
@@ -3729,10 +3797,10 @@
                                       <w:rFonts w:ascii="Nunito" w:hAnsi="Nunito"/>
                                       <w:b/>
                                       <w:bCs/>
-                                      <w:sz w:val="12"/>
-                                      <w:szCs w:val="12"/>
+                                      <w:sz w:val="10"/>
+                                      <w:szCs w:val="10"/>
                                     </w:rPr>
-                                    <w:t>CE</w:t>
+                                    <w:t>UE</w:t>
                                   </w:r>
                                 </w:p>
                               </w:txbxContent>
@@ -3742,6 +3810,100 @@
                       </mc:Fallback>
                     </mc:AlternateContent>
                   </w:r>
+                  <w:r>
+                    <w:rPr>
+                      <w:rFonts w:ascii="Nunito Black" w:hAnsi="Nunito Black"/>
+                      <w:b/>
+                      <w:bCs/>
+                      <w:sz w:val="14"/>
+                      <w:szCs w:val="14"/>
+                    </w:rPr>
+                    <w:t>EXPEDIDOR:</w:t>
+                  </w:r>
+                </w:p>
+                <w:p>
+                  <w:pPr>
+                    <w:rPr>
+                      <w:rFonts w:ascii="Nunito" w:hAnsi="Nunito"/>
+                      <w:b/>
+                      <w:bCs/>
+                      <w:sz w:val="12"/>
+                      <w:szCs w:val="12"/>
+                    </w:rPr>
+                  </w:pPr>
+                  <w:r>
+                    <w:rPr>
+                      <w:rFonts w:ascii="Nunito" w:hAnsi="Nunito"/>
+                      <w:b/>
+                      <w:bCs/>
+                      <w:sz w:val="12"/>
+                      <w:szCs w:val="12"/>
+                    </w:rPr>
+                    <w:t xml:space="preserve">PESCADOS Y MARISCOS SANTIAGO Y SANTIAGO, S.L. </w:t>
+                  </w:r>
+                </w:p>
+                <w:p>
+                  <w:pPr>
+                    <w:rPr>
+                      <w:rFonts w:ascii="Nunito" w:hAnsi="Nunito"/>
+                      <w:b/>
+                      <w:bCs/>
+                      <w:sz w:val="12"/>
+                      <w:szCs w:val="12"/>
+                    </w:rPr>
+                  </w:pPr>
+                  <w:r>
+                    <w:rPr>
+                      <w:rFonts w:ascii="Nunito" w:hAnsi="Nunito"/>
+                      <w:b/>
+                      <w:bCs/>
+                      <w:sz w:val="12"/>
+                      <w:szCs w:val="12"/>
+                    </w:rPr>
+                    <w:t>Calle Laguna del Marquesado nave 43C</w:t>
+                  </w:r>
+                </w:p>
+                <w:p>
+                  <w:pPr>
+                    <w:rPr>
+                      <w:rFonts w:ascii="Nunito" w:hAnsi="Nunito"/>
+                      <w:b/>
+                      <w:bCs/>
+                      <w:sz w:val="16"/>
+                      <w:szCs w:val="16"/>
+                    </w:rPr>
+                  </w:pPr>
+                  <w:r>
+                    <w:rPr>
+                      <w:rFonts w:ascii="Nunito" w:hAnsi="Nunito"/>
+                      <w:b/>
+                      <w:bCs/>
+                      <w:sz w:val="12"/>
+                      <w:szCs w:val="12"/>
+                    </w:rPr>
+                    <w:t>28021 Madrid</w:t>
+                  </w:r>
+                </w:p>
+              </w:tc>
+              <w:tc>
+                <w:tcPr>
+                  <w:tcW w:w="0" w:type="auto"/>
+                  <w:tcBorders>
+                    <w:top w:val="single" w:sz="4" w:space="0" w:color="444444"/>
+                    <w:left w:val="single" w:sz="4" w:space="0" w:color="FFFFFF" w:themeColor="background1"/>
+                    <w:bottom w:val="double" w:sz="18" w:space="0" w:color="auto"/>
+                    <w:right w:val="double" w:sz="18" w:space="0" w:color="auto"/>
+                  </w:tcBorders>
+                </w:tcPr>
+                <w:p>
+                  <w:pPr>
+                    <w:jc w:val="center"/>
+                    <w:rPr>
+                      <w:rFonts w:ascii="Nunito Black" w:hAnsi="Nunito Black"/>
+                      <w:sz w:val="16"/>
+                      <w:szCs w:val="16"/>
+                    </w:rPr>
+                  </w:pPr>
                 </w:p>
               </w:tc>
             </w:tr>
@@ -3763,9 +3925,8 @@
           <w:tbl>
             <w:tblPr>
               <w:tblStyle w:val="Tablaconcuadrcula"/>
-              <w:tblpPr w:leftFromText="141" w:rightFromText="141" w:vertAnchor="page" w:horzAnchor="margin" w:tblpXSpec="center" w:tblpY="171"/>
-              <w:tblOverlap w:val="never"/>
-              <w:tblW w:w="7395" w:type="dxa"/>
+              <w:tblpPr w:leftFromText="141" w:rightFromText="141" w:tblpX="-136" w:tblpY="-429"/>
+              <w:tblW w:w="7706" w:type="dxa"/>
               <w:tblBorders>
                 <w:top w:val="none" w:sz="0" w:space="0" w:color="auto"/>
                 <w:left w:val="none" w:sz="0" w:space="0" w:color="auto"/>
@@ -3777,20 +3938,21 @@
               <w:tblLook w:val="04A0" w:firstRow="1" w:lastRow="0" w:firstColumn="1" w:lastColumn="0" w:noHBand="0" w:noVBand="1"/>
             </w:tblPr>
             <w:tblGrid>
-              <w:gridCol w:w="1730"/>
-              <w:gridCol w:w="1514"/>
-              <w:gridCol w:w="675"/>
-              <w:gridCol w:w="675"/>
-              <w:gridCol w:w="2801"/>
+              <w:gridCol w:w="1896"/>
+              <w:gridCol w:w="795"/>
+              <w:gridCol w:w="836"/>
+              <w:gridCol w:w="1593"/>
+              <w:gridCol w:w="1364"/>
+              <w:gridCol w:w="1222"/>
             </w:tblGrid>
             <w:tr>
               <w:trPr>
-                <w:trHeight w:val="583"/>
+                <w:trHeight w:val="511"/>
               </w:trPr>
               <w:tc>
                 <w:tcPr>
-                  <w:tcW w:w="0" w:type="auto"/>
-                  <w:gridSpan w:val="4"/>
+                  <w:tcW w:w="6484" w:type="dxa"/>
+                  <w:gridSpan w:val="5"/>
                   <w:tcBorders>
                     <w:top w:val="double" w:sz="18" w:space="0" w:color="auto"/>
                     <w:left w:val="double" w:sz="18" w:space="0" w:color="auto"/>
@@ -3933,12 +4095,12 @@
             </w:tr>
             <w:tr>
               <w:trPr>
-                <w:trHeight w:val="575"/>
+                <w:trHeight w:val="504"/>
               </w:trPr>
               <w:tc>
                 <w:tcPr>
-                  <w:tcW w:w="0" w:type="auto"/>
-                  <w:gridSpan w:val="4"/>
+                  <w:tcW w:w="6484" w:type="dxa"/>
+                  <w:gridSpan w:val="5"/>
                   <w:tcBorders>
                     <w:top w:val="single" w:sz="4" w:space="0" w:color="000000"/>
                     <w:left w:val="double" w:sz="18" w:space="0" w:color="auto"/>
@@ -4040,12 +4202,12 @@
             </w:tr>
             <w:tr>
               <w:trPr>
-                <w:trHeight w:val="722"/>
+                <w:trHeight w:val="632"/>
               </w:trPr>
               <w:tc>
                 <w:tcPr>
-                  <w:tcW w:w="0" w:type="auto"/>
-                  <w:gridSpan w:val="2"/>
+                  <w:tcW w:w="3643" w:type="dxa"/>
+                  <w:gridSpan w:val="3"/>
                   <w:tcBorders>
                     <w:top w:val="single" w:sz="4" w:space="0" w:color="000000"/>
                     <w:left w:val="double" w:sz="18" w:space="0" w:color="auto"/>
@@ -4164,11 +4326,11 @@
             </w:tr>
             <w:tr>
               <w:trPr>
-                <w:trHeight w:val="1017"/>
+                <w:trHeight w:val="890"/>
               </w:trPr>
               <w:tc>
                 <w:tcPr>
-                  <w:tcW w:w="0" w:type="auto"/>
+                  <w:tcW w:w="1959" w:type="dxa"/>
                   <w:tcBorders>
                     <w:top w:val="single" w:sz="4" w:space="0" w:color="444444"/>
                     <w:left w:val="double" w:sz="18" w:space="0" w:color="auto"/>
@@ -4223,75 +4385,6 @@
                       <w:szCs w:val="16"/>
                     </w:rPr>
                     <w:t>forma_captura</w:t>
-                  </w:r>
-                  <w:proofErr w:type="spellEnd"/>
-                  <w:r>
-                    <w:rPr>
-                      <w:rFonts w:ascii="Nunito" w:hAnsi="Nunito"/>
-                      <w:sz w:val="16"/>
-                      <w:szCs w:val="16"/>
-                    </w:rPr>
-                    <w:t>}}</w:t>
-                  </w:r>
-                </w:p>
-              </w:tc>
-              <w:tc>
-                <w:tcPr>
-                  <w:tcW w:w="0" w:type="auto"/>
-                  <w:tcBorders>
-                    <w:top w:val="single" w:sz="4" w:space="0" w:color="444444"/>
-                    <w:left w:val="single" w:sz="4" w:space="0" w:color="444444"/>
-                    <w:bottom w:val="single" w:sz="4" w:space="0" w:color="444444"/>
-                    <w:right w:val="single" w:sz="4" w:space="0" w:color="444444"/>
-                  </w:tcBorders>
-                </w:tcPr>
-                <w:p>
-                  <w:pPr>
-                    <w:spacing w:line="276" w:lineRule="auto"/>
-                    <w:rPr>
-                      <w:rFonts w:ascii="Nunito Black" w:hAnsi="Nunito Black"/>
-                      <w:b/>
-                      <w:bCs/>
-                      <w:sz w:val="16"/>
-                      <w:szCs w:val="16"/>
-                    </w:rPr>
-                  </w:pPr>
-                  <w:r>
-                    <w:rPr>
-                      <w:rFonts w:ascii="Nunito Black" w:hAnsi="Nunito Black"/>
-                      <w:b/>
-                      <w:bCs/>
-                      <w:sz w:val="16"/>
-                      <w:szCs w:val="16"/>
-                    </w:rPr>
-                    <w:t>ZONA DE CAPTURA:</w:t>
-                  </w:r>
-                </w:p>
-                <w:p>
-                  <w:pPr>
-                    <w:spacing w:line="276" w:lineRule="auto"/>
-                    <w:rPr>
-                      <w:rFonts w:ascii="Nunito" w:hAnsi="Nunito"/>
-                      <w:sz w:val="16"/>
-                      <w:szCs w:val="16"/>
-                    </w:rPr>
-                  </w:pPr>
-                  <w:r>
-                    <w:rPr>
-                      <w:rFonts w:ascii="Nunito" w:hAnsi="Nunito"/>
-                      <w:sz w:val="16"/>
-                      <w:szCs w:val="16"/>
-                    </w:rPr>
-                    <w:t>{{</w:t>
-                  </w:r>
-                  <w:proofErr w:type="spellStart"/>
-                  <w:r>
-                    <w:rPr>
-                      <w:rFonts w:ascii="Nunito" w:hAnsi="Nunito"/>
-                      <w:sz w:val="16"/>
-                      <w:szCs w:val="16"/>
-                    </w:rPr>
-                    <w:t>zona_captura</w:t>
                   </w:r>
                   <w:proofErr w:type="spellEnd"/>
                   <w:r>
@@ -4334,6 +4427,76 @@
                       <w:sz w:val="16"/>
                       <w:szCs w:val="16"/>
                     </w:rPr>
+                    <w:t>ZONA DE CAPTURA:</w:t>
+                  </w:r>
+                </w:p>
+                <w:p>
+                  <w:pPr>
+                    <w:spacing w:line="276" w:lineRule="auto"/>
+                    <w:rPr>
+                      <w:rFonts w:ascii="Nunito" w:hAnsi="Nunito"/>
+                      <w:sz w:val="16"/>
+                      <w:szCs w:val="16"/>
+                    </w:rPr>
+                  </w:pPr>
+                  <w:r>
+                    <w:rPr>
+                      <w:rFonts w:ascii="Nunito" w:hAnsi="Nunito"/>
+                      <w:sz w:val="16"/>
+                      <w:szCs w:val="16"/>
+                    </w:rPr>
+                    <w:t>{{</w:t>
+                  </w:r>
+                  <w:proofErr w:type="spellStart"/>
+                  <w:r>
+                    <w:rPr>
+                      <w:rFonts w:ascii="Nunito" w:hAnsi="Nunito"/>
+                      <w:sz w:val="16"/>
+                      <w:szCs w:val="16"/>
+                    </w:rPr>
+                    <w:t>zona_captura</w:t>
+                  </w:r>
+                  <w:proofErr w:type="spellEnd"/>
+                  <w:r>
+                    <w:rPr>
+                      <w:rFonts w:ascii="Nunito" w:hAnsi="Nunito"/>
+                      <w:sz w:val="16"/>
+                      <w:szCs w:val="16"/>
+                    </w:rPr>
+                    <w:t>}}</w:t>
+                  </w:r>
+                </w:p>
+              </w:tc>
+              <w:tc>
+                <w:tcPr>
+                  <w:tcW w:w="0" w:type="auto"/>
+                  <w:gridSpan w:val="2"/>
+                  <w:tcBorders>
+                    <w:top w:val="single" w:sz="4" w:space="0" w:color="444444"/>
+                    <w:left w:val="single" w:sz="4" w:space="0" w:color="444444"/>
+                    <w:bottom w:val="single" w:sz="4" w:space="0" w:color="444444"/>
+                    <w:right w:val="single" w:sz="4" w:space="0" w:color="444444"/>
+                  </w:tcBorders>
+                </w:tcPr>
+                <w:p>
+                  <w:pPr>
+                    <w:spacing w:line="276" w:lineRule="auto"/>
+                    <w:rPr>
+                      <w:rFonts w:ascii="Nunito Black" w:hAnsi="Nunito Black"/>
+                      <w:b/>
+                      <w:bCs/>
+                      <w:sz w:val="16"/>
+                      <w:szCs w:val="16"/>
+                    </w:rPr>
+                  </w:pPr>
+                  <w:r>
+                    <w:rPr>
+                      <w:rFonts w:ascii="Nunito Black" w:hAnsi="Nunito Black"/>
+                      <w:b/>
+                      <w:bCs/>
+                      <w:sz w:val="16"/>
+                      <w:szCs w:val="16"/>
+                    </w:rPr>
                     <w:t>PAÍS DE ORIGEN:</w:t>
                   </w:r>
                 </w:p>
@@ -4458,12 +4621,12 @@
             </w:tr>
             <w:tr>
               <w:trPr>
-                <w:trHeight w:val="722"/>
+                <w:trHeight w:val="632"/>
               </w:trPr>
               <w:tc>
                 <w:tcPr>
-                  <w:tcW w:w="0" w:type="auto"/>
-                  <w:gridSpan w:val="3"/>
+                  <w:tcW w:w="5112" w:type="dxa"/>
+                  <w:gridSpan w:val="4"/>
                   <w:tcBorders>
                     <w:top w:val="single" w:sz="4" w:space="0" w:color="444444"/>
                     <w:left w:val="double" w:sz="18" w:space="0" w:color="auto"/>
@@ -4629,125 +4792,84 @@
             </w:tr>
             <w:tr>
               <w:trPr>
-                <w:trHeight w:val="948"/>
+                <w:trHeight w:val="830"/>
               </w:trPr>
               <w:tc>
                 <w:tcPr>
-                  <w:tcW w:w="0" w:type="auto"/>
-                  <w:gridSpan w:val="4"/>
+                  <w:tcW w:w="2717" w:type="dxa"/>
+                  <w:gridSpan w:val="2"/>
                   <w:tcBorders>
                     <w:top w:val="single" w:sz="4" w:space="0" w:color="444444"/>
                     <w:left w:val="double" w:sz="18" w:space="0" w:color="auto"/>
                     <w:bottom w:val="double" w:sz="18" w:space="0" w:color="auto"/>
-                    <w:right w:val="single" w:sz="4" w:space="0" w:color="FFFFFF" w:themeColor="background1"/>
+                    <w:right w:val="single" w:sz="4" w:space="0" w:color="444444"/>
                   </w:tcBorders>
                 </w:tcPr>
                 <w:p>
                   <w:pPr>
-                    <w:spacing w:line="276" w:lineRule="auto"/>
-                    <w:rPr>
-                      <w:rFonts w:ascii="Nunito Black" w:hAnsi="Nunito Black"/>
-                      <w:b/>
-                      <w:bCs/>
-                      <w:sz w:val="16"/>
-                      <w:szCs w:val="16"/>
-                    </w:rPr>
-                  </w:pPr>
-                  <w:r>
-                    <w:rPr>
-                      <w:rFonts w:ascii="Nunito Black" w:hAnsi="Nunito Black"/>
-                      <w:b/>
-                      <w:bCs/>
-                      <w:sz w:val="16"/>
-                      <w:szCs w:val="16"/>
-                    </w:rPr>
-                    <w:t>EXPEDIDOR:</w:t>
-                  </w:r>
-                </w:p>
-                <w:p>
-                  <w:pPr>
-                    <w:jc w:val="center"/>
-                    <w:rPr>
-                      <w:rFonts w:ascii="Nunito" w:hAnsi="Nunito"/>
-                      <w:b/>
-                      <w:bCs/>
-                      <w:sz w:val="16"/>
-                      <w:szCs w:val="16"/>
-                    </w:rPr>
-                  </w:pPr>
-                  <w:r>
-                    <w:rPr>
-                      <w:rFonts w:ascii="Nunito" w:hAnsi="Nunito"/>
-                      <w:b/>
-                      <w:bCs/>
-                      <w:sz w:val="16"/>
-                      <w:szCs w:val="16"/>
-                    </w:rPr>
-                    <w:t xml:space="preserve">PESCADOS Y MARISCOS SANTIAGO Y SANTIAGO, S.L. </w:t>
-                  </w:r>
-                </w:p>
-                <w:p>
-                  <w:pPr>
-                    <w:jc w:val="center"/>
-                    <w:rPr>
-                      <w:rFonts w:ascii="Nunito" w:hAnsi="Nunito"/>
-                      <w:b/>
-                      <w:bCs/>
-                      <w:sz w:val="16"/>
-                      <w:szCs w:val="16"/>
-                    </w:rPr>
-                  </w:pPr>
-                  <w:r>
-                    <w:rPr>
-                      <w:rFonts w:ascii="Nunito" w:hAnsi="Nunito"/>
-                      <w:b/>
-                      <w:bCs/>
-                      <w:sz w:val="16"/>
-                      <w:szCs w:val="16"/>
-                    </w:rPr>
-                    <w:t>Calle Laguna del Marquesado nave 43C</w:t>
-                  </w:r>
-                </w:p>
-                <w:p>
-                  <w:pPr>
-                    <w:jc w:val="center"/>
-                    <w:rPr>
-                      <w:rFonts w:ascii="Nunito" w:hAnsi="Nunito"/>
-                      <w:b/>
-                      <w:bCs/>
-                      <w:sz w:val="16"/>
-                      <w:szCs w:val="16"/>
-                    </w:rPr>
-                  </w:pPr>
-                  <w:r>
-                    <w:rPr>
-                      <w:rFonts w:ascii="Nunito" w:hAnsi="Nunito"/>
-                      <w:b/>
-                      <w:bCs/>
-                      <w:sz w:val="16"/>
-                      <w:szCs w:val="16"/>
-                    </w:rPr>
-                    <w:t>28021 Madrid</w:t>
-                  </w:r>
+                    <w:rPr>
+                      <w:rFonts w:ascii="Nunito Black" w:hAnsi="Nunito Black"/>
+                      <w:b/>
+                      <w:bCs/>
+                      <w:sz w:val="16"/>
+                      <w:szCs w:val="16"/>
+                    </w:rPr>
+                  </w:pPr>
+                  <w:r>
+                    <w:rPr>
+                      <w:rFonts w:ascii="Nunito Black" w:hAnsi="Nunito Black"/>
+                      <w:b/>
+                      <w:bCs/>
+                      <w:sz w:val="16"/>
+                      <w:szCs w:val="16"/>
+                    </w:rPr>
+                    <w:t>PESO NETO:</w:t>
+                  </w:r>
+                </w:p>
+                <w:p>
+                  <w:pPr>
+                    <w:rPr>
+                      <w:rFonts w:ascii="Nunito Black" w:hAnsi="Nunito Black"/>
+                      <w:b/>
+                      <w:bCs/>
+                      <w:sz w:val="16"/>
+                      <w:szCs w:val="16"/>
+                    </w:rPr>
+                  </w:pPr>
+                </w:p>
+                <w:p>
+                  <w:pPr>
+                    <w:rPr>
+                      <w:rFonts w:ascii="Nunito" w:hAnsi="Nunito"/>
+                      <w:b/>
+                      <w:bCs/>
+                      <w:sz w:val="16"/>
+                      <w:szCs w:val="16"/>
+                    </w:rPr>
+                  </w:pPr>
                 </w:p>
               </w:tc>
               <w:tc>
                 <w:tcPr>
                   <w:tcW w:w="0" w:type="auto"/>
+                  <w:gridSpan w:val="3"/>
                   <w:tcBorders>
                     <w:top w:val="single" w:sz="4" w:space="0" w:color="444444"/>
-                    <w:left w:val="single" w:sz="4" w:space="0" w:color="FFFFFF" w:themeColor="background1"/>
+                    <w:left w:val="single" w:sz="4" w:space="0" w:color="444444"/>
                     <w:bottom w:val="double" w:sz="18" w:space="0" w:color="auto"/>
-                    <w:right w:val="double" w:sz="18" w:space="0" w:color="auto"/>
+                    <w:right w:val="single" w:sz="4" w:space="0" w:color="FFFFFF" w:themeColor="background1"/>
                   </w:tcBorders>
+                  <w:vAlign w:val="center"/>
                 </w:tcPr>
                 <w:p>
                   <w:pPr>
-                    <w:jc w:val="center"/>
-                    <w:rPr>
-                      <w:rFonts w:ascii="Nunito Black" w:hAnsi="Nunito Black"/>
-                      <w:sz w:val="16"/>
-                      <w:szCs w:val="16"/>
+                    <w:spacing w:line="276" w:lineRule="auto"/>
+                    <w:rPr>
+                      <w:rFonts w:ascii="Nunito Black" w:hAnsi="Nunito Black"/>
+                      <w:b/>
+                      <w:bCs/>
+                      <w:sz w:val="14"/>
+                      <w:szCs w:val="14"/>
                     </w:rPr>
                   </w:pPr>
                   <w:r>
@@ -4762,18 +4884,18 @@
                     <mc:AlternateContent>
                       <mc:Choice Requires="wps">
                         <w:drawing>
-                          <wp:anchor distT="0" distB="0" distL="114300" distR="114300" simplePos="0" relativeHeight="251673600" behindDoc="0" locked="0" layoutInCell="1" allowOverlap="1" wp14:anchorId="18331681" wp14:editId="7AF318C5">
+                          <wp:anchor distT="0" distB="0" distL="114300" distR="114300" simplePos="0" relativeHeight="251677696" behindDoc="0" locked="0" layoutInCell="1" allowOverlap="1" wp14:anchorId="5E5D9F72" wp14:editId="48BABB8B">
                             <wp:simplePos x="0" y="0"/>
                             <wp:positionH relativeFrom="column">
-                              <wp:posOffset>278130</wp:posOffset>
+                              <wp:posOffset>2016760</wp:posOffset>
                             </wp:positionH>
                             <wp:positionV relativeFrom="paragraph">
-                              <wp:posOffset>13335</wp:posOffset>
+                              <wp:posOffset>36195</wp:posOffset>
                             </wp:positionV>
-                            <wp:extent cx="1097280" cy="579120"/>
-                            <wp:effectExtent l="0" t="0" r="26670" b="11430"/>
+                            <wp:extent cx="982980" cy="487680"/>
+                            <wp:effectExtent l="0" t="0" r="26670" b="26670"/>
                             <wp:wrapNone/>
-                            <wp:docPr id="1040109809" name="Elipse 2"/>
+                            <wp:docPr id="137677725" name="Elipse 2"/>
                             <wp:cNvGraphicFramePr/>
                             <a:graphic xmlns:a="http://schemas.openxmlformats.org/drawingml/2006/main">
                               <a:graphicData uri="http://schemas.microsoft.com/office/word/2010/wordprocessingShape">
@@ -4782,7 +4904,7 @@
                                   <wps:spPr>
                                     <a:xfrm>
                                       <a:off x="0" y="0"/>
-                                      <a:ext cx="1097280" cy="579120"/>
+                                      <a:ext cx="982980" cy="487680"/>
                                     </a:xfrm>
                                     <a:prstGeom prst="ellipse">
                                       <a:avLst/>
@@ -4814,8 +4936,8 @@
                                             <w:rFonts w:ascii="Nunito" w:hAnsi="Nunito"/>
                                             <w:b/>
                                             <w:bCs/>
-                                            <w:sz w:val="12"/>
-                                            <w:szCs w:val="12"/>
+                                            <w:sz w:val="10"/>
+                                            <w:szCs w:val="10"/>
                                           </w:rPr>
                                         </w:pPr>
                                         <w:r>
@@ -4823,8 +4945,8 @@
                                             <w:rFonts w:ascii="Nunito" w:hAnsi="Nunito"/>
                                             <w:b/>
                                             <w:bCs/>
-                                            <w:sz w:val="12"/>
-                                            <w:szCs w:val="12"/>
+                                            <w:sz w:val="10"/>
+                                            <w:szCs w:val="10"/>
                                           </w:rPr>
                                           <w:t>ES</w:t>
                                         </w:r>
@@ -4838,8 +4960,8 @@
                                             <w:rFonts w:ascii="Nunito" w:hAnsi="Nunito"/>
                                             <w:b/>
                                             <w:bCs/>
-                                            <w:sz w:val="12"/>
-                                            <w:szCs w:val="12"/>
+                                            <w:sz w:val="10"/>
+                                            <w:szCs w:val="10"/>
                                           </w:rPr>
                                         </w:pPr>
                                         <w:r>
@@ -4847,8 +4969,8 @@
                                             <w:rFonts w:ascii="Nunito" w:hAnsi="Nunito"/>
                                             <w:b/>
                                             <w:bCs/>
-                                            <w:sz w:val="12"/>
-                                            <w:szCs w:val="12"/>
+                                            <w:sz w:val="10"/>
+                                            <w:szCs w:val="10"/>
                                           </w:rPr>
                                           <w:t>12.00114276/M</w:t>
                                         </w:r>
@@ -4871,10 +4993,10 @@
                                             <w:rFonts w:ascii="Nunito" w:hAnsi="Nunito"/>
                                             <w:b/>
                                             <w:bCs/>
-                                            <w:sz w:val="12"/>
-                                            <w:szCs w:val="12"/>
+                                            <w:sz w:val="10"/>
+                                            <w:szCs w:val="10"/>
                                           </w:rPr>
-                                          <w:t>CE</w:t>
+                                          <w:t>UE</w:t>
                                         </w:r>
                                       </w:p>
                                     </w:txbxContent>
@@ -4899,7 +5021,7 @@
                       </mc:Choice>
                       <mc:Fallback>
                         <w:pict>
-                          <v:oval w14:anchorId="18331681" id="_x0000_s1029" style="position:absolute;left:0;text-align:left;margin-left:21.9pt;margin-top:1.05pt;width:86.4pt;height:45.6pt;z-index:251673600;visibility:visible;mso-wrap-style:square;mso-width-percent:0;mso-height-percent:0;mso-wrap-distance-left:9pt;mso-wrap-distance-top:0;mso-wrap-distance-right:9pt;mso-wrap-distance-bottom:0;mso-position-horizontal:absolute;mso-position-horizontal-relative:text;mso-position-vertical:absolute;mso-position-vertical-relative:text;mso-width-percent:0;mso-height-percent:0;mso-width-relative:margin;mso-height-relative:margin;v-text-anchor:middle" o:gfxdata="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" fillcolor="white [3201]" strokecolor="black [3200]" strokeweight="1pt">
+                          <v:oval w14:anchorId="5E5D9F72" id="_x0000_s1029" style="position:absolute;margin-left:158.8pt;margin-top:2.85pt;width:77.4pt;height:38.4pt;z-index:251677696;visibility:visible;mso-wrap-style:square;mso-width-percent:0;mso-height-percent:0;mso-wrap-distance-left:9pt;mso-wrap-distance-top:0;mso-wrap-distance-right:9pt;mso-wrap-distance-bottom:0;mso-position-horizontal:absolute;mso-position-horizontal-relative:text;mso-position-vertical:absolute;mso-position-vertical-relative:text;mso-width-percent:0;mso-height-percent:0;mso-width-relative:margin;mso-height-relative:margin;v-text-anchor:middle" o:gfxdata="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" fillcolor="white [3201]" strokecolor="black [3200]" strokeweight="1pt">
                             <v:stroke joinstyle="miter"/>
                             <v:textbox>
                               <w:txbxContent>
@@ -4912,8 +5034,8 @@
                                       <w:rFonts w:ascii="Nunito" w:hAnsi="Nunito"/>
                                       <w:b/>
                                       <w:bCs/>
-                                      <w:sz w:val="12"/>
-                                      <w:szCs w:val="12"/>
+                                      <w:sz w:val="10"/>
+                                      <w:szCs w:val="10"/>
                                     </w:rPr>
                                   </w:pPr>
                                   <w:r>
@@ -4921,8 +5043,8 @@
                                       <w:rFonts w:ascii="Nunito" w:hAnsi="Nunito"/>
                                       <w:b/>
                                       <w:bCs/>
-                                      <w:sz w:val="12"/>
-                                      <w:szCs w:val="12"/>
+                                      <w:sz w:val="10"/>
+                                      <w:szCs w:val="10"/>
                                     </w:rPr>
                                     <w:t>ES</w:t>
                                   </w:r>
@@ -4936,8 +5058,8 @@
                                       <w:rFonts w:ascii="Nunito" w:hAnsi="Nunito"/>
                                       <w:b/>
                                       <w:bCs/>
-                                      <w:sz w:val="12"/>
-                                      <w:szCs w:val="12"/>
+                                      <w:sz w:val="10"/>
+                                      <w:szCs w:val="10"/>
                                     </w:rPr>
                                   </w:pPr>
                                   <w:r>
@@ -4945,8 +5067,8 @@
                                       <w:rFonts w:ascii="Nunito" w:hAnsi="Nunito"/>
                                       <w:b/>
                                       <w:bCs/>
-                                      <w:sz w:val="12"/>
-                                      <w:szCs w:val="12"/>
+                                      <w:sz w:val="10"/>
+                                      <w:szCs w:val="10"/>
                                     </w:rPr>
                                     <w:t>12.00114276/M</w:t>
                                   </w:r>
@@ -4969,10 +5091,10 @@
                                       <w:rFonts w:ascii="Nunito" w:hAnsi="Nunito"/>
                                       <w:b/>
                                       <w:bCs/>
-                                      <w:sz w:val="12"/>
-                                      <w:szCs w:val="12"/>
+                                      <w:sz w:val="10"/>
+                                      <w:szCs w:val="10"/>
                                     </w:rPr>
-                                    <w:t>CE</w:t>
+                                    <w:t>UE</w:t>
                                   </w:r>
                                 </w:p>
                               </w:txbxContent>
@@ -4982,6 +5104,100 @@
                       </mc:Fallback>
                     </mc:AlternateContent>
                   </w:r>
+                  <w:r>
+                    <w:rPr>
+                      <w:rFonts w:ascii="Nunito Black" w:hAnsi="Nunito Black"/>
+                      <w:b/>
+                      <w:bCs/>
+                      <w:sz w:val="14"/>
+                      <w:szCs w:val="14"/>
+                    </w:rPr>
+                    <w:t>EXPEDIDOR:</w:t>
+                  </w:r>
+                </w:p>
+                <w:p>
+                  <w:pPr>
+                    <w:rPr>
+                      <w:rFonts w:ascii="Nunito" w:hAnsi="Nunito"/>
+                      <w:b/>
+                      <w:bCs/>
+                      <w:sz w:val="12"/>
+                      <w:szCs w:val="12"/>
+                    </w:rPr>
+                  </w:pPr>
+                  <w:r>
+                    <w:rPr>
+                      <w:rFonts w:ascii="Nunito" w:hAnsi="Nunito"/>
+                      <w:b/>
+                      <w:bCs/>
+                      <w:sz w:val="12"/>
+                      <w:szCs w:val="12"/>
+                    </w:rPr>
+                    <w:t xml:space="preserve">PESCADOS Y MARISCOS SANTIAGO Y SANTIAGO, S.L. </w:t>
+                  </w:r>
+                </w:p>
+                <w:p>
+                  <w:pPr>
+                    <w:rPr>
+                      <w:rFonts w:ascii="Nunito" w:hAnsi="Nunito"/>
+                      <w:b/>
+                      <w:bCs/>
+                      <w:sz w:val="12"/>
+                      <w:szCs w:val="12"/>
+                    </w:rPr>
+                  </w:pPr>
+                  <w:r>
+                    <w:rPr>
+                      <w:rFonts w:ascii="Nunito" w:hAnsi="Nunito"/>
+                      <w:b/>
+                      <w:bCs/>
+                      <w:sz w:val="12"/>
+                      <w:szCs w:val="12"/>
+                    </w:rPr>
+                    <w:t>Calle Laguna del Marquesado nave 43C</w:t>
+                  </w:r>
+                </w:p>
+                <w:p>
+                  <w:pPr>
+                    <w:rPr>
+                      <w:rFonts w:ascii="Nunito" w:hAnsi="Nunito"/>
+                      <w:b/>
+                      <w:bCs/>
+                      <w:sz w:val="16"/>
+                      <w:szCs w:val="16"/>
+                    </w:rPr>
+                  </w:pPr>
+                  <w:r>
+                    <w:rPr>
+                      <w:rFonts w:ascii="Nunito" w:hAnsi="Nunito"/>
+                      <w:b/>
+                      <w:bCs/>
+                      <w:sz w:val="12"/>
+                      <w:szCs w:val="12"/>
+                    </w:rPr>
+                    <w:t>28021 Madrid</w:t>
+                  </w:r>
+                </w:p>
+              </w:tc>
+              <w:tc>
+                <w:tcPr>
+                  <w:tcW w:w="0" w:type="auto"/>
+                  <w:tcBorders>
+                    <w:top w:val="single" w:sz="4" w:space="0" w:color="444444"/>
+                    <w:left w:val="single" w:sz="4" w:space="0" w:color="FFFFFF" w:themeColor="background1"/>
+                    <w:bottom w:val="double" w:sz="18" w:space="0" w:color="auto"/>
+                    <w:right w:val="double" w:sz="18" w:space="0" w:color="auto"/>
+                  </w:tcBorders>
+                </w:tcPr>
+                <w:p>
+                  <w:pPr>
+                    <w:jc w:val="center"/>
+                    <w:rPr>
+                      <w:rFonts w:ascii="Nunito Black" w:hAnsi="Nunito Black"/>
+                      <w:sz w:val="16"/>
+                      <w:szCs w:val="16"/>
+                    </w:rPr>
+                  </w:pPr>
                 </w:p>
               </w:tc>
             </w:tr>
@@ -5009,7 +5225,7 @@
     <w:sectPr>
       <w:type w:val="continuous"/>
       <w:pgSz w:w="16838" w:h="11906" w:orient="landscape"/>
-      <w:pgMar w:top="57" w:right="57" w:bottom="0" w:left="57" w:header="720" w:footer="720" w:gutter="0"/>
+      <w:pgMar w:top="568" w:right="57" w:bottom="0" w:left="57" w:header="720" w:footer="720" w:gutter="0"/>
       <w:paperSrc w:first="4" w:other="4"/>
       <w:cols w:space="720"/>
     </w:sectPr>
@@ -5018,7 +5234,7 @@
 </file>
 
 <file path=word/styles.xml><?xml version="1.0" encoding="utf-8"?>
-<w:styles xmlns:mc="http://schemas.openxmlformats.org/markup-compatibility/2006" xmlns:r="http://schemas.openxmlformats.org/officeDocument/2006/relationships" xmlns:w="http://schemas.openxmlformats.org/wordprocessingml/2006/main" xmlns:w14="http://schemas.microsoft.com/office/word/2010/wordml" xmlns:w15="http://schemas.microsoft.com/office/word/2012/wordml" xmlns:w16cex="http://schemas.microsoft.com/office/word/2018/wordml/cex" xmlns:w16cid="http://schemas.microsoft.com/office/word/2016/wordml/cid" xmlns:w16="http://schemas.microsoft.com/office/word/2018/wordml" xmlns:w16du="http://schemas.microsoft.com/office/word/2023/wordml/word16du" xmlns:w16sdtdh="http://schemas.microsoft.com/office/word/2020/wordml/sdtdatahash" xmlns:w16sdtfl="http://schemas.microsoft.com/office/word/2024/wordml/sdtformatlock" xmlns:w16se="http://schemas.microsoft.com/office/word/2015/wordml/symex" mc:Ignorable="w14 w15 w16se w16cid w16 w16cex w16sdtdh w16sdtfl w16du">
+<w:styles xmlns:mc="http://schemas.openxmlformats.org/markup-compatibility/2006" xmlns:r="http://schemas.openxmlformats.org/officeDocument/2006/relationships" xmlns:w="http://schemas.openxmlformats.org/wordprocessingml/2006/main" xmlns:w14="http://schemas.microsoft.com/office/word/2010/wordml" xmlns:w15="http://schemas.microsoft.com/office/word/2012/wordml" xmlns:w16cex="http://schemas.microsoft.com/office/word/2018/wordml/cex" xmlns:w16cid="http://schemas.microsoft.com/office/word/2016/wordml/cid" xmlns:w16="http://schemas.microsoft.com/office/word/2018/wordml" xmlns:w16sdtdh="http://schemas.microsoft.com/office/word/2020/wordml/sdtdatahash" xmlns:w16se="http://schemas.microsoft.com/office/word/2015/wordml/symex" mc:Ignorable="w14 w15 w16se w16cid w16 w16cex w16sdtdh">
   <w:docDefaults>
     <w:rPrDefault>
       <w:rPr>
